--- a/docs/РП ИИ/Б1.О.19 РП УрМатФиз 01.03.04 ИГРусяк.docx
+++ b/docs/РП ИИ/Б1.О.19 РП УрМатФиз 01.03.04 ИГРусяк.docx
@@ -210,7 +210,7 @@
     </w:p>
     <w:p>
       <w:pPr>
-        <w:spacing w:before="0" w:after="1440" w:line="240" w:lineRule="auto"/>
+        <w:spacing w:before="0" w:after="2880" w:line="240" w:lineRule="auto"/>
         <w:jc w:val="center"/>
       </w:pPr>
       <w:r>
@@ -250,6 +250,7 @@
     <w:p>
       <w:pPr>
         <w:spacing w:before="0" w:after="360" w:line="240" w:lineRule="auto"/>
+        <w:jc w:val="both"/>
       </w:pPr>
       <w:r>
         <w:rPr>
@@ -266,6 +267,7 @@
     <w:p>
       <w:pPr>
         <w:spacing w:before="0" w:after="240" w:line="240" w:lineRule="auto"/>
+        <w:jc w:val="both"/>
       </w:pPr>
       <w:r>
         <w:rPr>
@@ -282,11 +284,13 @@
     <w:p>
       <w:pPr>
         <w:spacing w:before="0" w:after="240" w:line="240" w:lineRule="auto"/>
+        <w:jc w:val="both"/>
       </w:pPr>
     </w:p>
     <w:p>
       <w:pPr>
         <w:spacing w:before="0" w:after="120" w:line="240" w:lineRule="auto"/>
+        <w:jc w:val="both"/>
       </w:pPr>
       <w:r>
         <w:rPr>
@@ -303,6 +307,7 @@
     <w:p>
       <w:pPr>
         <w:spacing w:before="0" w:after="480" w:line="240" w:lineRule="auto"/>
+        <w:jc w:val="both"/>
       </w:pPr>
       <w:r>
         <w:rPr>
@@ -319,6 +324,7 @@
     <w:p>
       <w:pPr>
         <w:spacing w:before="0" w:after="480" w:line="240" w:lineRule="auto"/>
+        <w:jc w:val="both"/>
       </w:pPr>
       <w:r>
         <w:rPr>
@@ -335,6 +341,7 @@
     <w:p>
       <w:pPr>
         <w:spacing w:before="0" w:after="240" w:line="240" w:lineRule="auto"/>
+        <w:jc w:val="both"/>
       </w:pPr>
       <w:r>
         <w:rPr>
@@ -351,6 +358,7 @@
     <w:p>
       <w:pPr>
         <w:spacing w:before="0" w:after="360" w:line="240" w:lineRule="auto"/>
+        <w:jc w:val="both"/>
       </w:pPr>
       <w:r>
         <w:rPr>
@@ -367,6 +375,7 @@
     <w:p>
       <w:pPr>
         <w:spacing w:before="0" w:after="480" w:line="240" w:lineRule="auto"/>
+        <w:jc w:val="both"/>
       </w:pPr>
       <w:r>
         <w:rPr>
@@ -379,12 +388,14 @@
         </w:rPr>
         <w:t>Протокол заседания учебно-методической комиссии по УГСН</w:t>
         <w:br/>
+        <w:br/>
         <w:t>01.00.00 «Математика и механика» от «____» _______________ 2026 г. №_______</w:t>
       </w:r>
     </w:p>
     <w:p>
       <w:pPr>
         <w:spacing w:before="0" w:after="480" w:line="240" w:lineRule="auto"/>
+        <w:jc w:val="both"/>
       </w:pPr>
       <w:r>
         <w:rPr>
@@ -397,12 +408,14 @@
         </w:rPr>
         <w:t>Председатель учебно-методической комиссии по УГСН</w:t>
         <w:br/>
-        <w:t>01.00.00 «Математика и механика» _______________________ В.Г. Суфиянов</w:t>
+        <w:br/>
+        <w:t>01.00.00 «Математика и механика» _________________ В.Г. Суфиянов</w:t>
       </w:r>
     </w:p>
     <w:p>
       <w:pPr>
         <w:spacing w:before="0" w:after="120" w:line="240" w:lineRule="auto"/>
+        <w:jc w:val="both"/>
       </w:pPr>
       <w:r>
         <w:rPr>
@@ -413,7 +426,7 @@
           <w:sz w:val="28"/>
           <w:rFonts w:ascii="Times New Roman" w:hAnsi="Times New Roman" w:cs="Times New Roman" w:eastAsia="Times New Roman"/>
         </w:rPr>
-        <w:t>Руководитель образовательной программы _______________________ С.А. Королев</w:t>
+        <w:t>Руководитель образовательной программы _________________ С.А. Королев</w:t>
       </w:r>
     </w:p>
     <w:p>
@@ -467,7 +480,7 @@
           <w:p>
             <w:pPr>
               <w:spacing w:before="0" w:after="0" w:line="240" w:lineRule="auto"/>
-              <w:jc w:val="left"/>
+              <w:jc w:val="both"/>
             </w:pPr>
             <w:r/>
             <w:r>
@@ -497,7 +510,7 @@
           <w:p>
             <w:pPr>
               <w:spacing w:before="0" w:after="0" w:line="240" w:lineRule="auto"/>
-              <w:jc w:val="left"/>
+              <w:jc w:val="both"/>
             </w:pPr>
             <w:r/>
             <w:r>
@@ -532,7 +545,7 @@
           <w:p>
             <w:pPr>
               <w:spacing w:before="0" w:after="0" w:line="240" w:lineRule="auto"/>
-              <w:jc w:val="left"/>
+              <w:jc w:val="both"/>
             </w:pPr>
             <w:r/>
             <w:r>
@@ -562,7 +575,7 @@
           <w:p>
             <w:pPr>
               <w:spacing w:before="0" w:after="0" w:line="240" w:lineRule="auto"/>
-              <w:jc w:val="left"/>
+              <w:jc w:val="both"/>
             </w:pPr>
             <w:r/>
             <w:r>
@@ -597,7 +610,7 @@
           <w:p>
             <w:pPr>
               <w:spacing w:before="0" w:after="0" w:line="240" w:lineRule="auto"/>
-              <w:jc w:val="left"/>
+              <w:jc w:val="both"/>
             </w:pPr>
             <w:r/>
             <w:r>
@@ -627,7 +640,7 @@
           <w:p>
             <w:pPr>
               <w:spacing w:before="0" w:after="0" w:line="240" w:lineRule="auto"/>
-              <w:jc w:val="left"/>
+              <w:jc w:val="both"/>
             </w:pPr>
             <w:r/>
             <w:r>
@@ -662,7 +675,7 @@
           <w:p>
             <w:pPr>
               <w:spacing w:before="0" w:after="0" w:line="240" w:lineRule="auto"/>
-              <w:jc w:val="left"/>
+              <w:jc w:val="both"/>
             </w:pPr>
             <w:r/>
             <w:r>
@@ -692,7 +705,7 @@
           <w:p>
             <w:pPr>
               <w:spacing w:before="0" w:after="0" w:line="240" w:lineRule="auto"/>
-              <w:jc w:val="left"/>
+              <w:jc w:val="both"/>
             </w:pPr>
             <w:r/>
             <w:r>
@@ -727,7 +740,7 @@
           <w:p>
             <w:pPr>
               <w:spacing w:before="0" w:after="0" w:line="240" w:lineRule="auto"/>
-              <w:jc w:val="left"/>
+              <w:jc w:val="both"/>
             </w:pPr>
             <w:r/>
             <w:r>
@@ -757,7 +770,7 @@
           <w:p>
             <w:pPr>
               <w:spacing w:before="0" w:after="0" w:line="240" w:lineRule="auto"/>
-              <w:jc w:val="left"/>
+              <w:jc w:val="both"/>
             </w:pPr>
             <w:r/>
             <w:r>
@@ -769,7 +782,7 @@
                 <w:sz w:val="22"/>
                 <w:rFonts w:ascii="Times New Roman" w:hAnsi="Times New Roman" w:cs="Times New Roman" w:eastAsia="Times New Roman"/>
               </w:rPr>
-              <w:t>3 з.е. / 72 часов</w:t>
+              <w:t>3 з.е. / 108 часов</w:t>
             </w:r>
           </w:p>
         </w:tc>
@@ -792,7 +805,7 @@
           <w:p>
             <w:pPr>
               <w:spacing w:before="0" w:after="0" w:line="240" w:lineRule="auto"/>
-              <w:jc w:val="left"/>
+              <w:jc w:val="both"/>
             </w:pPr>
             <w:r/>
             <w:r>
@@ -822,7 +835,7 @@
           <w:p>
             <w:pPr>
               <w:spacing w:before="0" w:after="0" w:line="240" w:lineRule="auto"/>
-              <w:jc w:val="left"/>
+              <w:jc w:val="both"/>
             </w:pPr>
             <w:r/>
             <w:r>
@@ -857,7 +870,7 @@
           <w:p>
             <w:pPr>
               <w:spacing w:before="0" w:after="0" w:line="240" w:lineRule="auto"/>
-              <w:jc w:val="left"/>
+              <w:jc w:val="both"/>
             </w:pPr>
             <w:r/>
             <w:r>
@@ -887,7 +900,7 @@
           <w:p>
             <w:pPr>
               <w:spacing w:before="0" w:after="0" w:line="240" w:lineRule="auto"/>
-              <w:jc w:val="left"/>
+              <w:jc w:val="both"/>
             </w:pPr>
             <w:r/>
             <w:r>
@@ -922,7 +935,7 @@
           <w:p>
             <w:pPr>
               <w:spacing w:before="0" w:after="0" w:line="240" w:lineRule="auto"/>
-              <w:jc w:val="left"/>
+              <w:jc w:val="both"/>
             </w:pPr>
             <w:r/>
             <w:r>
@@ -952,7 +965,7 @@
           <w:p>
             <w:pPr>
               <w:spacing w:before="0" w:after="0" w:line="240" w:lineRule="auto"/>
-              <w:jc w:val="left"/>
+              <w:jc w:val="both"/>
             </w:pPr>
             <w:r/>
             <w:r>
@@ -989,7 +1002,7 @@
           <w:p>
             <w:pPr>
               <w:spacing w:before="0" w:after="0" w:line="240" w:lineRule="auto"/>
-              <w:jc w:val="left"/>
+              <w:jc w:val="both"/>
             </w:pPr>
             <w:r/>
             <w:r>
@@ -1019,7 +1032,7 @@
           <w:p>
             <w:pPr>
               <w:spacing w:before="0" w:after="0" w:line="240" w:lineRule="auto"/>
-              <w:jc w:val="left"/>
+              <w:jc w:val="both"/>
             </w:pPr>
             <w:r/>
             <w:r>
@@ -1045,6 +1058,7 @@
     <w:p>
       <w:pPr>
         <w:spacing w:before="0" w:after="240" w:line="240" w:lineRule="auto"/>
+        <w:jc w:val="both"/>
       </w:pPr>
       <w:r>
         <w:rPr>
@@ -1061,6 +1075,7 @@
     <w:p>
       <w:pPr>
         <w:spacing w:before="0" w:after="120" w:line="240" w:lineRule="auto"/>
+        <w:jc w:val="both"/>
       </w:pPr>
       <w:r>
         <w:rPr>
@@ -1077,6 +1092,7 @@
     <w:p>
       <w:pPr>
         <w:spacing w:before="0" w:after="120" w:line="240" w:lineRule="auto"/>
+        <w:jc w:val="both"/>
       </w:pPr>
       <w:r>
         <w:rPr>
@@ -1093,6 +1109,7 @@
     <w:p>
       <w:pPr>
         <w:spacing w:before="0" w:after="120" w:line="240" w:lineRule="auto"/>
+        <w:jc w:val="both"/>
       </w:pPr>
       <w:r>
         <w:rPr>
@@ -1109,6 +1126,7 @@
     <w:p>
       <w:pPr>
         <w:spacing w:before="0" w:after="120" w:line="240" w:lineRule="auto"/>
+        <w:jc w:val="both"/>
       </w:pPr>
       <w:r>
         <w:rPr>
@@ -1125,6 +1143,7 @@
     <w:p>
       <w:pPr>
         <w:spacing w:before="0" w:after="120" w:line="240" w:lineRule="auto"/>
+        <w:jc w:val="both"/>
       </w:pPr>
       <w:r>
         <w:rPr>
@@ -1141,6 +1160,7 @@
     <w:p>
       <w:pPr>
         <w:spacing w:before="0" w:after="240" w:line="240" w:lineRule="auto"/>
+        <w:jc w:val="both"/>
       </w:pPr>
       <w:r>
         <w:rPr>
@@ -1157,6 +1177,7 @@
     <w:p>
       <w:pPr>
         <w:spacing w:before="0" w:after="120" w:line="240" w:lineRule="auto"/>
+        <w:jc w:val="both"/>
       </w:pPr>
       <w:r>
         <w:rPr>
@@ -1172,7 +1193,8 @@
     </w:p>
     <w:p>
       <w:pPr>
-        <w:spacing w:before="0" w:after="120" w:line="240" w:lineRule="auto"/>
+        <w:spacing w:before="240" w:after="120" w:line="240" w:lineRule="auto"/>
+        <w:jc w:val="both"/>
       </w:pPr>
       <w:r>
         <w:rPr>
@@ -1186,57 +1208,281 @@
         <w:t>Знания, приобретаемые в ходе освоения дисциплины:</w:t>
       </w:r>
     </w:p>
+    <w:tbl>
+      <w:tblPr>
+        <w:tblStyle w:val="TableGrid"/>
+        <w:tblW w:type="auto" w:w="0"/>
+        <w:jc w:val="center"/>
+        <w:tblLook w:firstColumn="1" w:firstRow="1" w:lastColumn="0" w:lastRow="0" w:noHBand="0" w:noVBand="1" w:val="04A0"/>
+      </w:tblPr>
+      <w:tblGrid>
+        <w:gridCol w:w="4844"/>
+        <w:gridCol w:w="4844"/>
+      </w:tblGrid>
+      <w:tr>
+        <w:tc>
+          <w:tcPr>
+            <w:tcW w:type="dxa" w:w="850"/>
+            <w:vAlign w:val="center"/>
+            <w:tcMar>
+              <w:top w:w="100" w:type="dxa"/>
+              <w:bottom w:w="100" w:type="dxa"/>
+              <w:left w:w="120" w:type="dxa"/>
+              <w:right w:w="120" w:type="dxa"/>
+            </w:tcMar>
+            <w:shd w:val="clear" w:color="auto" w:fill="F2F2F2"/>
+          </w:tcPr>
+          <w:p>
+            <w:pPr>
+              <w:spacing w:before="0" w:after="0" w:line="240" w:lineRule="auto"/>
+              <w:jc w:val="center"/>
+            </w:pPr>
+            <w:r/>
+            <w:r>
+              <w:rPr>
+                <w:rFonts w:ascii="Times New Roman" w:hAnsi="Times New Roman"/>
+                <w:b/>
+                <w:i w:val="0"/>
+                <w:color w:val="000000"/>
+                <w:sz w:val="24"/>
+                <w:rFonts w:ascii="Times New Roman" w:hAnsi="Times New Roman" w:cs="Times New Roman" w:eastAsia="Times New Roman"/>
+              </w:rPr>
+              <w:t>№ п/п</w:t>
+            </w:r>
+          </w:p>
+        </w:tc>
+        <w:tc>
+          <w:tcPr>
+            <w:tcW w:type="dxa" w:w="8220"/>
+            <w:vAlign w:val="center"/>
+            <w:tcMar>
+              <w:top w:w="100" w:type="dxa"/>
+              <w:bottom w:w="100" w:type="dxa"/>
+              <w:left w:w="120" w:type="dxa"/>
+              <w:right w:w="120" w:type="dxa"/>
+            </w:tcMar>
+            <w:shd w:val="clear" w:color="auto" w:fill="F2F2F2"/>
+          </w:tcPr>
+          <w:p>
+            <w:pPr>
+              <w:spacing w:before="0" w:after="0" w:line="240" w:lineRule="auto"/>
+              <w:jc w:val="center"/>
+            </w:pPr>
+            <w:r/>
+            <w:r>
+              <w:rPr>
+                <w:rFonts w:ascii="Times New Roman" w:hAnsi="Times New Roman"/>
+                <w:b/>
+                <w:i w:val="0"/>
+                <w:color w:val="000000"/>
+                <w:sz w:val="24"/>
+                <w:rFonts w:ascii="Times New Roman" w:hAnsi="Times New Roman" w:cs="Times New Roman" w:eastAsia="Times New Roman"/>
+              </w:rPr>
+              <w:t>Знания</w:t>
+            </w:r>
+          </w:p>
+        </w:tc>
+      </w:tr>
+      <w:tr>
+        <w:trPr>
+          <w:cantSplit/>
+        </w:trPr>
+        <w:tc>
+          <w:tcPr>
+            <w:tcW w:type="dxa" w:w="850"/>
+            <w:vAlign w:val="center"/>
+            <w:tcMar>
+              <w:top w:w="100" w:type="dxa"/>
+              <w:bottom w:w="100" w:type="dxa"/>
+              <w:left w:w="120" w:type="dxa"/>
+              <w:right w:w="120" w:type="dxa"/>
+            </w:tcMar>
+          </w:tcPr>
+          <w:p>
+            <w:pPr>
+              <w:spacing w:before="0" w:after="0" w:line="240" w:lineRule="auto"/>
+              <w:jc w:val="center"/>
+            </w:pPr>
+            <w:r/>
+            <w:r>
+              <w:rPr>
+                <w:rFonts w:ascii="Times New Roman" w:hAnsi="Times New Roman"/>
+                <w:b w:val="0"/>
+                <w:i w:val="0"/>
+                <w:color w:val="000000"/>
+                <w:sz w:val="20"/>
+                <w:rFonts w:ascii="Times New Roman" w:hAnsi="Times New Roman" w:cs="Times New Roman" w:eastAsia="Times New Roman"/>
+              </w:rPr>
+              <w:t>1</w:t>
+            </w:r>
+          </w:p>
+        </w:tc>
+        <w:tc>
+          <w:tcPr>
+            <w:tcW w:type="dxa" w:w="8220"/>
+            <w:vAlign w:val="center"/>
+            <w:tcMar>
+              <w:top w:w="100" w:type="dxa"/>
+              <w:bottom w:w="100" w:type="dxa"/>
+              <w:left w:w="120" w:type="dxa"/>
+              <w:right w:w="120" w:type="dxa"/>
+            </w:tcMar>
+          </w:tcPr>
+          <w:p>
+            <w:pPr>
+              <w:spacing w:before="0" w:after="0" w:line="240" w:lineRule="auto"/>
+              <w:jc w:val="both"/>
+            </w:pPr>
+            <w:r/>
+            <w:r>
+              <w:rPr>
+                <w:rFonts w:ascii="Times New Roman" w:hAnsi="Times New Roman"/>
+                <w:b w:val="0"/>
+                <w:i w:val="0"/>
+                <w:color w:val="000000"/>
+                <w:sz w:val="20"/>
+                <w:rFonts w:ascii="Times New Roman" w:hAnsi="Times New Roman" w:cs="Times New Roman" w:eastAsia="Times New Roman"/>
+              </w:rPr>
+              <w:t>Синтаксис и семантика алгоритмического языка программирования, принципы и методология построения систем по курсу «Уравнения математической физики»</w:t>
+            </w:r>
+          </w:p>
+        </w:tc>
+      </w:tr>
+      <w:tr>
+        <w:trPr>
+          <w:cantSplit/>
+        </w:trPr>
+        <w:tc>
+          <w:tcPr>
+            <w:tcW w:type="dxa" w:w="850"/>
+            <w:vAlign w:val="center"/>
+            <w:tcMar>
+              <w:top w:w="100" w:type="dxa"/>
+              <w:bottom w:w="100" w:type="dxa"/>
+              <w:left w:w="120" w:type="dxa"/>
+              <w:right w:w="120" w:type="dxa"/>
+            </w:tcMar>
+          </w:tcPr>
+          <w:p>
+            <w:pPr>
+              <w:spacing w:before="0" w:after="0" w:line="240" w:lineRule="auto"/>
+              <w:jc w:val="center"/>
+            </w:pPr>
+            <w:r/>
+            <w:r>
+              <w:rPr>
+                <w:rFonts w:ascii="Times New Roman" w:hAnsi="Times New Roman"/>
+                <w:b w:val="0"/>
+                <w:i w:val="0"/>
+                <w:color w:val="000000"/>
+                <w:sz w:val="20"/>
+                <w:rFonts w:ascii="Times New Roman" w:hAnsi="Times New Roman" w:cs="Times New Roman" w:eastAsia="Times New Roman"/>
+              </w:rPr>
+              <w:t>2</w:t>
+            </w:r>
+          </w:p>
+        </w:tc>
+        <w:tc>
+          <w:tcPr>
+            <w:tcW w:type="dxa" w:w="8220"/>
+            <w:vAlign w:val="center"/>
+            <w:tcMar>
+              <w:top w:w="100" w:type="dxa"/>
+              <w:bottom w:w="100" w:type="dxa"/>
+              <w:left w:w="120" w:type="dxa"/>
+              <w:right w:w="120" w:type="dxa"/>
+            </w:tcMar>
+          </w:tcPr>
+          <w:p>
+            <w:pPr>
+              <w:spacing w:before="0" w:after="0" w:line="240" w:lineRule="auto"/>
+              <w:jc w:val="both"/>
+            </w:pPr>
+            <w:r/>
+            <w:r>
+              <w:rPr>
+                <w:rFonts w:ascii="Times New Roman" w:hAnsi="Times New Roman"/>
+                <w:b w:val="0"/>
+                <w:i w:val="0"/>
+                <w:color w:val="000000"/>
+                <w:sz w:val="20"/>
+                <w:rFonts w:ascii="Times New Roman" w:hAnsi="Times New Roman" w:cs="Times New Roman" w:eastAsia="Times New Roman"/>
+              </w:rPr>
+              <w:t>Концепции и идеи объектно-ориентированного программирования и проектирования программных решений</w:t>
+            </w:r>
+          </w:p>
+        </w:tc>
+      </w:tr>
+      <w:tr>
+        <w:trPr>
+          <w:cantSplit/>
+        </w:trPr>
+        <w:tc>
+          <w:tcPr>
+            <w:tcW w:type="dxa" w:w="850"/>
+            <w:vAlign w:val="center"/>
+            <w:tcMar>
+              <w:top w:w="100" w:type="dxa"/>
+              <w:bottom w:w="100" w:type="dxa"/>
+              <w:left w:w="120" w:type="dxa"/>
+              <w:right w:w="120" w:type="dxa"/>
+            </w:tcMar>
+          </w:tcPr>
+          <w:p>
+            <w:pPr>
+              <w:spacing w:before="0" w:after="0" w:line="240" w:lineRule="auto"/>
+              <w:jc w:val="center"/>
+            </w:pPr>
+            <w:r/>
+            <w:r>
+              <w:rPr>
+                <w:rFonts w:ascii="Times New Roman" w:hAnsi="Times New Roman"/>
+                <w:b w:val="0"/>
+                <w:i w:val="0"/>
+                <w:color w:val="000000"/>
+                <w:sz w:val="20"/>
+                <w:rFonts w:ascii="Times New Roman" w:hAnsi="Times New Roman" w:cs="Times New Roman" w:eastAsia="Times New Roman"/>
+              </w:rPr>
+              <w:t>3</w:t>
+            </w:r>
+          </w:p>
+        </w:tc>
+        <w:tc>
+          <w:tcPr>
+            <w:tcW w:type="dxa" w:w="8220"/>
+            <w:vAlign w:val="center"/>
+            <w:tcMar>
+              <w:top w:w="100" w:type="dxa"/>
+              <w:bottom w:w="100" w:type="dxa"/>
+              <w:left w:w="120" w:type="dxa"/>
+              <w:right w:w="120" w:type="dxa"/>
+            </w:tcMar>
+          </w:tcPr>
+          <w:p>
+            <w:pPr>
+              <w:spacing w:before="0" w:after="0" w:line="240" w:lineRule="auto"/>
+              <w:jc w:val="both"/>
+            </w:pPr>
+            <w:r/>
+            <w:r>
+              <w:rPr>
+                <w:rFonts w:ascii="Times New Roman" w:hAnsi="Times New Roman"/>
+                <w:b w:val="0"/>
+                <w:i w:val="0"/>
+                <w:color w:val="000000"/>
+                <w:sz w:val="20"/>
+                <w:rFonts w:ascii="Times New Roman" w:hAnsi="Times New Roman" w:cs="Times New Roman" w:eastAsia="Times New Roman"/>
+              </w:rPr>
+              <w:t>Технология работы на ПК в современных операционных средах, основные методы разработки эффективных структур данных</w:t>
+            </w:r>
+          </w:p>
+        </w:tc>
+      </w:tr>
+    </w:tbl>
     <w:p>
       <w:pPr>
-        <w:spacing w:before="0" w:after="120" w:line="240" w:lineRule="auto"/>
-      </w:pPr>
-      <w:r>
-        <w:rPr>
-          <w:rFonts w:ascii="Times New Roman" w:hAnsi="Times New Roman"/>
-          <w:b w:val="0"/>
-          <w:i w:val="0"/>
-          <w:color w:val="000000"/>
-          <w:sz w:val="28"/>
-          <w:rFonts w:ascii="Times New Roman" w:hAnsi="Times New Roman" w:cs="Times New Roman" w:eastAsia="Times New Roman"/>
-        </w:rPr>
-        <w:t>1. Знать базовые принципы и терминологию, относящиеся к ОПК-1.2.</w:t>
-      </w:r>
-    </w:p>
-    <w:p>
-      <w:pPr>
-        <w:spacing w:before="0" w:after="120" w:line="240" w:lineRule="auto"/>
-      </w:pPr>
-      <w:r>
-        <w:rPr>
-          <w:rFonts w:ascii="Times New Roman" w:hAnsi="Times New Roman"/>
-          <w:b w:val="0"/>
-          <w:i w:val="0"/>
-          <w:color w:val="000000"/>
-          <w:sz w:val="28"/>
-          <w:rFonts w:ascii="Times New Roman" w:hAnsi="Times New Roman" w:cs="Times New Roman" w:eastAsia="Times New Roman"/>
-        </w:rPr>
-        <w:t>2. Знать базовые принципы и терминологию, относящиеся к ОПК-1.1.</w:t>
-      </w:r>
-    </w:p>
-    <w:p>
-      <w:pPr>
-        <w:spacing w:before="0" w:after="120" w:line="240" w:lineRule="auto"/>
-      </w:pPr>
-      <w:r>
-        <w:rPr>
-          <w:rFonts w:ascii="Times New Roman" w:hAnsi="Times New Roman"/>
-          <w:b w:val="0"/>
-          <w:i w:val="0"/>
-          <w:color w:val="000000"/>
-          <w:sz w:val="28"/>
-          <w:rFonts w:ascii="Times New Roman" w:hAnsi="Times New Roman" w:cs="Times New Roman" w:eastAsia="Times New Roman"/>
-        </w:rPr>
-        <w:t>3. Знать базовые принципы и терминологию, относящиеся к ОПК-1.3.</w:t>
-      </w:r>
-    </w:p>
-    <w:p>
-      <w:pPr>
-        <w:spacing w:before="0" w:after="120" w:line="240" w:lineRule="auto"/>
+        <w:spacing w:before="240" w:after="120" w:line="240" w:lineRule="auto"/>
+        <w:jc w:val="both"/>
       </w:pPr>
       <w:r>
         <w:rPr>
@@ -1250,57 +1496,281 @@
         <w:t>Умения, приобретаемые в ходе освоения дисциплины:</w:t>
       </w:r>
     </w:p>
+    <w:tbl>
+      <w:tblPr>
+        <w:tblStyle w:val="TableGrid"/>
+        <w:tblW w:type="auto" w:w="0"/>
+        <w:jc w:val="center"/>
+        <w:tblLook w:firstColumn="1" w:firstRow="1" w:lastColumn="0" w:lastRow="0" w:noHBand="0" w:noVBand="1" w:val="04A0"/>
+      </w:tblPr>
+      <w:tblGrid>
+        <w:gridCol w:w="4844"/>
+        <w:gridCol w:w="4844"/>
+      </w:tblGrid>
+      <w:tr>
+        <w:tc>
+          <w:tcPr>
+            <w:tcW w:type="dxa" w:w="850"/>
+            <w:vAlign w:val="center"/>
+            <w:tcMar>
+              <w:top w:w="100" w:type="dxa"/>
+              <w:bottom w:w="100" w:type="dxa"/>
+              <w:left w:w="120" w:type="dxa"/>
+              <w:right w:w="120" w:type="dxa"/>
+            </w:tcMar>
+            <w:shd w:val="clear" w:color="auto" w:fill="F2F2F2"/>
+          </w:tcPr>
+          <w:p>
+            <w:pPr>
+              <w:spacing w:before="0" w:after="0" w:line="240" w:lineRule="auto"/>
+              <w:jc w:val="center"/>
+            </w:pPr>
+            <w:r/>
+            <w:r>
+              <w:rPr>
+                <w:rFonts w:ascii="Times New Roman" w:hAnsi="Times New Roman"/>
+                <w:b/>
+                <w:i w:val="0"/>
+                <w:color w:val="000000"/>
+                <w:sz w:val="24"/>
+                <w:rFonts w:ascii="Times New Roman" w:hAnsi="Times New Roman" w:cs="Times New Roman" w:eastAsia="Times New Roman"/>
+              </w:rPr>
+              <w:t>№ п/п</w:t>
+            </w:r>
+          </w:p>
+        </w:tc>
+        <w:tc>
+          <w:tcPr>
+            <w:tcW w:type="dxa" w:w="8220"/>
+            <w:vAlign w:val="center"/>
+            <w:tcMar>
+              <w:top w:w="100" w:type="dxa"/>
+              <w:bottom w:w="100" w:type="dxa"/>
+              <w:left w:w="120" w:type="dxa"/>
+              <w:right w:w="120" w:type="dxa"/>
+            </w:tcMar>
+            <w:shd w:val="clear" w:color="auto" w:fill="F2F2F2"/>
+          </w:tcPr>
+          <w:p>
+            <w:pPr>
+              <w:spacing w:before="0" w:after="0" w:line="240" w:lineRule="auto"/>
+              <w:jc w:val="center"/>
+            </w:pPr>
+            <w:r/>
+            <w:r>
+              <w:rPr>
+                <w:rFonts w:ascii="Times New Roman" w:hAnsi="Times New Roman"/>
+                <w:b/>
+                <w:i w:val="0"/>
+                <w:color w:val="000000"/>
+                <w:sz w:val="24"/>
+                <w:rFonts w:ascii="Times New Roman" w:hAnsi="Times New Roman" w:cs="Times New Roman" w:eastAsia="Times New Roman"/>
+              </w:rPr>
+              <w:t>Умения</w:t>
+            </w:r>
+          </w:p>
+        </w:tc>
+      </w:tr>
+      <w:tr>
+        <w:trPr>
+          <w:cantSplit/>
+        </w:trPr>
+        <w:tc>
+          <w:tcPr>
+            <w:tcW w:type="dxa" w:w="850"/>
+            <w:vAlign w:val="center"/>
+            <w:tcMar>
+              <w:top w:w="100" w:type="dxa"/>
+              <w:bottom w:w="100" w:type="dxa"/>
+              <w:left w:w="120" w:type="dxa"/>
+              <w:right w:w="120" w:type="dxa"/>
+            </w:tcMar>
+          </w:tcPr>
+          <w:p>
+            <w:pPr>
+              <w:spacing w:before="0" w:after="0" w:line="240" w:lineRule="auto"/>
+              <w:jc w:val="center"/>
+            </w:pPr>
+            <w:r/>
+            <w:r>
+              <w:rPr>
+                <w:rFonts w:ascii="Times New Roman" w:hAnsi="Times New Roman"/>
+                <w:b w:val="0"/>
+                <w:i w:val="0"/>
+                <w:color w:val="000000"/>
+                <w:sz w:val="20"/>
+                <w:rFonts w:ascii="Times New Roman" w:hAnsi="Times New Roman" w:cs="Times New Roman" w:eastAsia="Times New Roman"/>
+              </w:rPr>
+              <w:t>1</w:t>
+            </w:r>
+          </w:p>
+        </w:tc>
+        <w:tc>
+          <w:tcPr>
+            <w:tcW w:type="dxa" w:w="8220"/>
+            <w:vAlign w:val="center"/>
+            <w:tcMar>
+              <w:top w:w="100" w:type="dxa"/>
+              <w:bottom w:w="100" w:type="dxa"/>
+              <w:left w:w="120" w:type="dxa"/>
+              <w:right w:w="120" w:type="dxa"/>
+            </w:tcMar>
+          </w:tcPr>
+          <w:p>
+            <w:pPr>
+              <w:spacing w:before="0" w:after="0" w:line="240" w:lineRule="auto"/>
+              <w:jc w:val="both"/>
+            </w:pPr>
+            <w:r/>
+            <w:r>
+              <w:rPr>
+                <w:rFonts w:ascii="Times New Roman" w:hAnsi="Times New Roman"/>
+                <w:b w:val="0"/>
+                <w:i w:val="0"/>
+                <w:color w:val="000000"/>
+                <w:sz w:val="20"/>
+                <w:rFonts w:ascii="Times New Roman" w:hAnsi="Times New Roman" w:cs="Times New Roman" w:eastAsia="Times New Roman"/>
+              </w:rPr>
+              <w:t>Формализовать прикладную задачу, выбирать для неё подходящие структуры данных и алгоритмы обработки в «Уравнения математической физики»</w:t>
+            </w:r>
+          </w:p>
+        </w:tc>
+      </w:tr>
+      <w:tr>
+        <w:trPr>
+          <w:cantSplit/>
+        </w:trPr>
+        <w:tc>
+          <w:tcPr>
+            <w:tcW w:type="dxa" w:w="850"/>
+            <w:vAlign w:val="center"/>
+            <w:tcMar>
+              <w:top w:w="100" w:type="dxa"/>
+              <w:bottom w:w="100" w:type="dxa"/>
+              <w:left w:w="120" w:type="dxa"/>
+              <w:right w:w="120" w:type="dxa"/>
+            </w:tcMar>
+          </w:tcPr>
+          <w:p>
+            <w:pPr>
+              <w:spacing w:before="0" w:after="0" w:line="240" w:lineRule="auto"/>
+              <w:jc w:val="center"/>
+            </w:pPr>
+            <w:r/>
+            <w:r>
+              <w:rPr>
+                <w:rFonts w:ascii="Times New Roman" w:hAnsi="Times New Roman"/>
+                <w:b w:val="0"/>
+                <w:i w:val="0"/>
+                <w:color w:val="000000"/>
+                <w:sz w:val="20"/>
+                <w:rFonts w:ascii="Times New Roman" w:hAnsi="Times New Roman" w:cs="Times New Roman" w:eastAsia="Times New Roman"/>
+              </w:rPr>
+              <w:t>2</w:t>
+            </w:r>
+          </w:p>
+        </w:tc>
+        <w:tc>
+          <w:tcPr>
+            <w:tcW w:type="dxa" w:w="8220"/>
+            <w:vAlign w:val="center"/>
+            <w:tcMar>
+              <w:top w:w="100" w:type="dxa"/>
+              <w:bottom w:w="100" w:type="dxa"/>
+              <w:left w:w="120" w:type="dxa"/>
+              <w:right w:w="120" w:type="dxa"/>
+            </w:tcMar>
+          </w:tcPr>
+          <w:p>
+            <w:pPr>
+              <w:spacing w:before="0" w:after="0" w:line="240" w:lineRule="auto"/>
+              <w:jc w:val="both"/>
+            </w:pPr>
+            <w:r/>
+            <w:r>
+              <w:rPr>
+                <w:rFonts w:ascii="Times New Roman" w:hAnsi="Times New Roman"/>
+                <w:b w:val="0"/>
+                <w:i w:val="0"/>
+                <w:color w:val="000000"/>
+                <w:sz w:val="20"/>
+                <w:rFonts w:ascii="Times New Roman" w:hAnsi="Times New Roman" w:cs="Times New Roman" w:eastAsia="Times New Roman"/>
+              </w:rPr>
+              <w:t>Программировать прикладные алгоритмы, используя программные средства языков высокого уровня; разрабатывать тесты</w:t>
+            </w:r>
+          </w:p>
+        </w:tc>
+      </w:tr>
+      <w:tr>
+        <w:trPr>
+          <w:cantSplit/>
+        </w:trPr>
+        <w:tc>
+          <w:tcPr>
+            <w:tcW w:type="dxa" w:w="850"/>
+            <w:vAlign w:val="center"/>
+            <w:tcMar>
+              <w:top w:w="100" w:type="dxa"/>
+              <w:bottom w:w="100" w:type="dxa"/>
+              <w:left w:w="120" w:type="dxa"/>
+              <w:right w:w="120" w:type="dxa"/>
+            </w:tcMar>
+          </w:tcPr>
+          <w:p>
+            <w:pPr>
+              <w:spacing w:before="0" w:after="0" w:line="240" w:lineRule="auto"/>
+              <w:jc w:val="center"/>
+            </w:pPr>
+            <w:r/>
+            <w:r>
+              <w:rPr>
+                <w:rFonts w:ascii="Times New Roman" w:hAnsi="Times New Roman"/>
+                <w:b w:val="0"/>
+                <w:i w:val="0"/>
+                <w:color w:val="000000"/>
+                <w:sz w:val="20"/>
+                <w:rFonts w:ascii="Times New Roman" w:hAnsi="Times New Roman" w:cs="Times New Roman" w:eastAsia="Times New Roman"/>
+              </w:rPr>
+              <w:t>3</w:t>
+            </w:r>
+          </w:p>
+        </w:tc>
+        <w:tc>
+          <w:tcPr>
+            <w:tcW w:type="dxa" w:w="8220"/>
+            <w:vAlign w:val="center"/>
+            <w:tcMar>
+              <w:top w:w="100" w:type="dxa"/>
+              <w:bottom w:w="100" w:type="dxa"/>
+              <w:left w:w="120" w:type="dxa"/>
+              <w:right w:w="120" w:type="dxa"/>
+            </w:tcMar>
+          </w:tcPr>
+          <w:p>
+            <w:pPr>
+              <w:spacing w:before="0" w:after="0" w:line="240" w:lineRule="auto"/>
+              <w:jc w:val="both"/>
+            </w:pPr>
+            <w:r/>
+            <w:r>
+              <w:rPr>
+                <w:rFonts w:ascii="Times New Roman" w:hAnsi="Times New Roman"/>
+                <w:b w:val="0"/>
+                <w:i w:val="0"/>
+                <w:color w:val="000000"/>
+                <w:sz w:val="20"/>
+                <w:rFonts w:ascii="Times New Roman" w:hAnsi="Times New Roman" w:cs="Times New Roman" w:eastAsia="Times New Roman"/>
+              </w:rPr>
+              <w:t>Проектировать программные компоненты IT-систем и модули обработки информации</w:t>
+            </w:r>
+          </w:p>
+        </w:tc>
+      </w:tr>
+    </w:tbl>
     <w:p>
       <w:pPr>
-        <w:spacing w:before="0" w:after="120" w:line="240" w:lineRule="auto"/>
-      </w:pPr>
-      <w:r>
-        <w:rPr>
-          <w:rFonts w:ascii="Times New Roman" w:hAnsi="Times New Roman"/>
-          <w:b w:val="0"/>
-          <w:i w:val="0"/>
-          <w:color w:val="000000"/>
-          <w:sz w:val="28"/>
-          <w:rFonts w:ascii="Times New Roman" w:hAnsi="Times New Roman" w:cs="Times New Roman" w:eastAsia="Times New Roman"/>
-        </w:rPr>
-        <w:t>1. Уметь использовать практические инструменты в контексте ОПК-1.3.</w:t>
-      </w:r>
-    </w:p>
-    <w:p>
-      <w:pPr>
-        <w:spacing w:before="0" w:after="120" w:line="240" w:lineRule="auto"/>
-      </w:pPr>
-      <w:r>
-        <w:rPr>
-          <w:rFonts w:ascii="Times New Roman" w:hAnsi="Times New Roman"/>
-          <w:b w:val="0"/>
-          <w:i w:val="0"/>
-          <w:color w:val="000000"/>
-          <w:sz w:val="28"/>
-          <w:rFonts w:ascii="Times New Roman" w:hAnsi="Times New Roman" w:cs="Times New Roman" w:eastAsia="Times New Roman"/>
-        </w:rPr>
-        <w:t>2. Уметь использовать практические инструменты в контексте ОПК-1.1.</w:t>
-      </w:r>
-    </w:p>
-    <w:p>
-      <w:pPr>
-        <w:spacing w:before="0" w:after="120" w:line="240" w:lineRule="auto"/>
-      </w:pPr>
-      <w:r>
-        <w:rPr>
-          <w:rFonts w:ascii="Times New Roman" w:hAnsi="Times New Roman"/>
-          <w:b w:val="0"/>
-          <w:i w:val="0"/>
-          <w:color w:val="000000"/>
-          <w:sz w:val="28"/>
-          <w:rFonts w:ascii="Times New Roman" w:hAnsi="Times New Roman" w:cs="Times New Roman" w:eastAsia="Times New Roman"/>
-        </w:rPr>
-        <w:t>3. Уметь использовать практические инструменты в контексте ОПК-1.2.</w:t>
-      </w:r>
-    </w:p>
-    <w:p>
-      <w:pPr>
-        <w:spacing w:before="0" w:after="120" w:line="240" w:lineRule="auto"/>
+        <w:spacing w:before="240" w:after="120" w:line="240" w:lineRule="auto"/>
+        <w:jc w:val="both"/>
       </w:pPr>
       <w:r>
         <w:rPr>
@@ -1314,57 +1784,281 @@
         <w:t>Навыки, приобретаемые в ходе освоения дисциплины:</w:t>
       </w:r>
     </w:p>
+    <w:tbl>
+      <w:tblPr>
+        <w:tblStyle w:val="TableGrid"/>
+        <w:tblW w:type="auto" w:w="0"/>
+        <w:jc w:val="center"/>
+        <w:tblLook w:firstColumn="1" w:firstRow="1" w:lastColumn="0" w:lastRow="0" w:noHBand="0" w:noVBand="1" w:val="04A0"/>
+      </w:tblPr>
+      <w:tblGrid>
+        <w:gridCol w:w="4844"/>
+        <w:gridCol w:w="4844"/>
+      </w:tblGrid>
+      <w:tr>
+        <w:tc>
+          <w:tcPr>
+            <w:tcW w:type="dxa" w:w="850"/>
+            <w:vAlign w:val="center"/>
+            <w:tcMar>
+              <w:top w:w="100" w:type="dxa"/>
+              <w:bottom w:w="100" w:type="dxa"/>
+              <w:left w:w="120" w:type="dxa"/>
+              <w:right w:w="120" w:type="dxa"/>
+            </w:tcMar>
+            <w:shd w:val="clear" w:color="auto" w:fill="F2F2F2"/>
+          </w:tcPr>
+          <w:p>
+            <w:pPr>
+              <w:spacing w:before="0" w:after="0" w:line="240" w:lineRule="auto"/>
+              <w:jc w:val="center"/>
+            </w:pPr>
+            <w:r/>
+            <w:r>
+              <w:rPr>
+                <w:rFonts w:ascii="Times New Roman" w:hAnsi="Times New Roman"/>
+                <w:b/>
+                <w:i w:val="0"/>
+                <w:color w:val="000000"/>
+                <w:sz w:val="24"/>
+                <w:rFonts w:ascii="Times New Roman" w:hAnsi="Times New Roman" w:cs="Times New Roman" w:eastAsia="Times New Roman"/>
+              </w:rPr>
+              <w:t>№ п/п</w:t>
+            </w:r>
+          </w:p>
+        </w:tc>
+        <w:tc>
+          <w:tcPr>
+            <w:tcW w:type="dxa" w:w="8220"/>
+            <w:vAlign w:val="center"/>
+            <w:tcMar>
+              <w:top w:w="100" w:type="dxa"/>
+              <w:bottom w:w="100" w:type="dxa"/>
+              <w:left w:w="120" w:type="dxa"/>
+              <w:right w:w="120" w:type="dxa"/>
+            </w:tcMar>
+            <w:shd w:val="clear" w:color="auto" w:fill="F2F2F2"/>
+          </w:tcPr>
+          <w:p>
+            <w:pPr>
+              <w:spacing w:before="0" w:after="0" w:line="240" w:lineRule="auto"/>
+              <w:jc w:val="center"/>
+            </w:pPr>
+            <w:r/>
+            <w:r>
+              <w:rPr>
+                <w:rFonts w:ascii="Times New Roman" w:hAnsi="Times New Roman"/>
+                <w:b/>
+                <w:i w:val="0"/>
+                <w:color w:val="000000"/>
+                <w:sz w:val="24"/>
+                <w:rFonts w:ascii="Times New Roman" w:hAnsi="Times New Roman" w:cs="Times New Roman" w:eastAsia="Times New Roman"/>
+              </w:rPr>
+              <w:t>Навыки</w:t>
+            </w:r>
+          </w:p>
+        </w:tc>
+      </w:tr>
+      <w:tr>
+        <w:trPr>
+          <w:cantSplit/>
+        </w:trPr>
+        <w:tc>
+          <w:tcPr>
+            <w:tcW w:type="dxa" w:w="850"/>
+            <w:vAlign w:val="center"/>
+            <w:tcMar>
+              <w:top w:w="100" w:type="dxa"/>
+              <w:bottom w:w="100" w:type="dxa"/>
+              <w:left w:w="120" w:type="dxa"/>
+              <w:right w:w="120" w:type="dxa"/>
+            </w:tcMar>
+          </w:tcPr>
+          <w:p>
+            <w:pPr>
+              <w:spacing w:before="0" w:after="0" w:line="240" w:lineRule="auto"/>
+              <w:jc w:val="center"/>
+            </w:pPr>
+            <w:r/>
+            <w:r>
+              <w:rPr>
+                <w:rFonts w:ascii="Times New Roman" w:hAnsi="Times New Roman"/>
+                <w:b w:val="0"/>
+                <w:i w:val="0"/>
+                <w:color w:val="000000"/>
+                <w:sz w:val="20"/>
+                <w:rFonts w:ascii="Times New Roman" w:hAnsi="Times New Roman" w:cs="Times New Roman" w:eastAsia="Times New Roman"/>
+              </w:rPr>
+              <w:t>1</w:t>
+            </w:r>
+          </w:p>
+        </w:tc>
+        <w:tc>
+          <w:tcPr>
+            <w:tcW w:type="dxa" w:w="8220"/>
+            <w:vAlign w:val="center"/>
+            <w:tcMar>
+              <w:top w:w="100" w:type="dxa"/>
+              <w:bottom w:w="100" w:type="dxa"/>
+              <w:left w:w="120" w:type="dxa"/>
+              <w:right w:w="120" w:type="dxa"/>
+            </w:tcMar>
+          </w:tcPr>
+          <w:p>
+            <w:pPr>
+              <w:spacing w:before="0" w:after="0" w:line="240" w:lineRule="auto"/>
+              <w:jc w:val="both"/>
+            </w:pPr>
+            <w:r/>
+            <w:r>
+              <w:rPr>
+                <w:rFonts w:ascii="Times New Roman" w:hAnsi="Times New Roman"/>
+                <w:b w:val="0"/>
+                <w:i w:val="0"/>
+                <w:color w:val="000000"/>
+                <w:sz w:val="20"/>
+                <w:rFonts w:ascii="Times New Roman" w:hAnsi="Times New Roman" w:cs="Times New Roman" w:eastAsia="Times New Roman"/>
+              </w:rPr>
+              <w:t>Использовать современные математические методы и программные средства для решения задач науки, образования и бизнеса</w:t>
+            </w:r>
+          </w:p>
+        </w:tc>
+      </w:tr>
+      <w:tr>
+        <w:trPr>
+          <w:cantSplit/>
+        </w:trPr>
+        <w:tc>
+          <w:tcPr>
+            <w:tcW w:type="dxa" w:w="850"/>
+            <w:vAlign w:val="center"/>
+            <w:tcMar>
+              <w:top w:w="100" w:type="dxa"/>
+              <w:bottom w:w="100" w:type="dxa"/>
+              <w:left w:w="120" w:type="dxa"/>
+              <w:right w:w="120" w:type="dxa"/>
+            </w:tcMar>
+          </w:tcPr>
+          <w:p>
+            <w:pPr>
+              <w:spacing w:before="0" w:after="0" w:line="240" w:lineRule="auto"/>
+              <w:jc w:val="center"/>
+            </w:pPr>
+            <w:r/>
+            <w:r>
+              <w:rPr>
+                <w:rFonts w:ascii="Times New Roman" w:hAnsi="Times New Roman"/>
+                <w:b w:val="0"/>
+                <w:i w:val="0"/>
+                <w:color w:val="000000"/>
+                <w:sz w:val="20"/>
+                <w:rFonts w:ascii="Times New Roman" w:hAnsi="Times New Roman" w:cs="Times New Roman" w:eastAsia="Times New Roman"/>
+              </w:rPr>
+              <w:t>2</w:t>
+            </w:r>
+          </w:p>
+        </w:tc>
+        <w:tc>
+          <w:tcPr>
+            <w:tcW w:type="dxa" w:w="8220"/>
+            <w:vAlign w:val="center"/>
+            <w:tcMar>
+              <w:top w:w="100" w:type="dxa"/>
+              <w:bottom w:w="100" w:type="dxa"/>
+              <w:left w:w="120" w:type="dxa"/>
+              <w:right w:w="120" w:type="dxa"/>
+            </w:tcMar>
+          </w:tcPr>
+          <w:p>
+            <w:pPr>
+              <w:spacing w:before="0" w:after="0" w:line="240" w:lineRule="auto"/>
+              <w:jc w:val="both"/>
+            </w:pPr>
+            <w:r/>
+            <w:r>
+              <w:rPr>
+                <w:rFonts w:ascii="Times New Roman" w:hAnsi="Times New Roman"/>
+                <w:b w:val="0"/>
+                <w:i w:val="0"/>
+                <w:color w:val="000000"/>
+                <w:sz w:val="20"/>
+                <w:rFonts w:ascii="Times New Roman" w:hAnsi="Times New Roman" w:cs="Times New Roman" w:eastAsia="Times New Roman"/>
+              </w:rPr>
+              <w:t>Реализовать идеи объектно-ориентированного подхода и паттернов проектирования в предметной области «Уравнения математической физики»</w:t>
+            </w:r>
+          </w:p>
+        </w:tc>
+      </w:tr>
+      <w:tr>
+        <w:trPr>
+          <w:cantSplit/>
+        </w:trPr>
+        <w:tc>
+          <w:tcPr>
+            <w:tcW w:type="dxa" w:w="850"/>
+            <w:vAlign w:val="center"/>
+            <w:tcMar>
+              <w:top w:w="100" w:type="dxa"/>
+              <w:bottom w:w="100" w:type="dxa"/>
+              <w:left w:w="120" w:type="dxa"/>
+              <w:right w:w="120" w:type="dxa"/>
+            </w:tcMar>
+          </w:tcPr>
+          <w:p>
+            <w:pPr>
+              <w:spacing w:before="0" w:after="0" w:line="240" w:lineRule="auto"/>
+              <w:jc w:val="center"/>
+            </w:pPr>
+            <w:r/>
+            <w:r>
+              <w:rPr>
+                <w:rFonts w:ascii="Times New Roman" w:hAnsi="Times New Roman"/>
+                <w:b w:val="0"/>
+                <w:i w:val="0"/>
+                <w:color w:val="000000"/>
+                <w:sz w:val="20"/>
+                <w:rFonts w:ascii="Times New Roman" w:hAnsi="Times New Roman" w:cs="Times New Roman" w:eastAsia="Times New Roman"/>
+              </w:rPr>
+              <w:t>3</w:t>
+            </w:r>
+          </w:p>
+        </w:tc>
+        <w:tc>
+          <w:tcPr>
+            <w:tcW w:type="dxa" w:w="8220"/>
+            <w:vAlign w:val="center"/>
+            <w:tcMar>
+              <w:top w:w="100" w:type="dxa"/>
+              <w:bottom w:w="100" w:type="dxa"/>
+              <w:left w:w="120" w:type="dxa"/>
+              <w:right w:w="120" w:type="dxa"/>
+            </w:tcMar>
+          </w:tcPr>
+          <w:p>
+            <w:pPr>
+              <w:spacing w:before="0" w:after="0" w:line="240" w:lineRule="auto"/>
+              <w:jc w:val="both"/>
+            </w:pPr>
+            <w:r/>
+            <w:r>
+              <w:rPr>
+                <w:rFonts w:ascii="Times New Roman" w:hAnsi="Times New Roman"/>
+                <w:b w:val="0"/>
+                <w:i w:val="0"/>
+                <w:color w:val="000000"/>
+                <w:sz w:val="20"/>
+                <w:rFonts w:ascii="Times New Roman" w:hAnsi="Times New Roman" w:cs="Times New Roman" w:eastAsia="Times New Roman"/>
+              </w:rPr>
+              <w:t>Применять современные цифровые технологии моделирования, алгоритмизации и оптимизации бизнес-процессов</w:t>
+            </w:r>
+          </w:p>
+        </w:tc>
+      </w:tr>
+    </w:tbl>
     <w:p>
       <w:pPr>
-        <w:spacing w:before="0" w:after="120" w:line="240" w:lineRule="auto"/>
-      </w:pPr>
-      <w:r>
-        <w:rPr>
-          <w:rFonts w:ascii="Times New Roman" w:hAnsi="Times New Roman"/>
-          <w:b w:val="0"/>
-          <w:i w:val="0"/>
-          <w:color w:val="000000"/>
-          <w:sz w:val="28"/>
-          <w:rFonts w:ascii="Times New Roman" w:hAnsi="Times New Roman" w:cs="Times New Roman" w:eastAsia="Times New Roman"/>
-        </w:rPr>
-        <w:t>1. Владеть навыками анализа данных и принятия решений в рамках ОПК-1.1.</w:t>
-      </w:r>
-    </w:p>
-    <w:p>
-      <w:pPr>
-        <w:spacing w:before="0" w:after="120" w:line="240" w:lineRule="auto"/>
-      </w:pPr>
-      <w:r>
-        <w:rPr>
-          <w:rFonts w:ascii="Times New Roman" w:hAnsi="Times New Roman"/>
-          <w:b w:val="0"/>
-          <w:i w:val="0"/>
-          <w:color w:val="000000"/>
-          <w:sz w:val="28"/>
-          <w:rFonts w:ascii="Times New Roman" w:hAnsi="Times New Roman" w:cs="Times New Roman" w:eastAsia="Times New Roman"/>
-        </w:rPr>
-        <w:t>2. Владеть навыками анализа данных и принятия решений в рамках ОПК-1.3.</w:t>
-      </w:r>
-    </w:p>
-    <w:p>
-      <w:pPr>
-        <w:spacing w:before="0" w:after="120" w:line="240" w:lineRule="auto"/>
-      </w:pPr>
-      <w:r>
-        <w:rPr>
-          <w:rFonts w:ascii="Times New Roman" w:hAnsi="Times New Roman"/>
-          <w:b w:val="0"/>
-          <w:i w:val="0"/>
-          <w:color w:val="000000"/>
-          <w:sz w:val="28"/>
-          <w:rFonts w:ascii="Times New Roman" w:hAnsi="Times New Roman" w:cs="Times New Roman" w:eastAsia="Times New Roman"/>
-        </w:rPr>
-        <w:t>3. Владеть навыками анализа данных и принятия решений в рамках ОПК-1.2.</w:t>
-      </w:r>
-    </w:p>
-    <w:p>
-      <w:pPr>
-        <w:spacing w:before="0" w:after="120" w:line="240" w:lineRule="auto"/>
+        <w:spacing w:before="360" w:after="120" w:line="240" w:lineRule="auto"/>
+        <w:jc w:val="both"/>
       </w:pPr>
       <w:r>
         <w:rPr>
@@ -1608,7 +2302,7 @@
           <w:p>
             <w:pPr>
               <w:spacing w:before="0" w:after="0" w:line="240" w:lineRule="auto"/>
-              <w:jc w:val="left"/>
+              <w:jc w:val="both"/>
             </w:pPr>
             <w:r/>
             <w:r>
@@ -1650,7 +2344,7 @@
                 <w:sz w:val="20"/>
                 <w:rFonts w:ascii="Times New Roman" w:hAnsi="Times New Roman" w:cs="Times New Roman" w:eastAsia="Times New Roman"/>
               </w:rPr>
-              <w:t>З1</w:t>
+              <w:t>1-3</w:t>
             </w:r>
           </w:p>
         </w:tc>
@@ -1671,17 +2365,6 @@
               <w:jc w:val="center"/>
             </w:pPr>
             <w:r/>
-            <w:r>
-              <w:rPr>
-                <w:rFonts w:ascii="Times New Roman" w:hAnsi="Times New Roman"/>
-                <w:b w:val="0"/>
-                <w:i w:val="0"/>
-                <w:color w:val="000000"/>
-                <w:sz w:val="20"/>
-                <w:rFonts w:ascii="Times New Roman" w:hAnsi="Times New Roman" w:cs="Times New Roman" w:eastAsia="Times New Roman"/>
-              </w:rPr>
-              <w:t>У1</w:t>
-            </w:r>
           </w:p>
         </w:tc>
         <w:tc>
@@ -1701,17 +2384,6 @@
               <w:jc w:val="center"/>
             </w:pPr>
             <w:r/>
-            <w:r>
-              <w:rPr>
-                <w:rFonts w:ascii="Times New Roman" w:hAnsi="Times New Roman"/>
-                <w:b w:val="0"/>
-                <w:i w:val="0"/>
-                <w:color w:val="000000"/>
-                <w:sz w:val="20"/>
-                <w:rFonts w:ascii="Times New Roman" w:hAnsi="Times New Roman" w:cs="Times New Roman" w:eastAsia="Times New Roman"/>
-              </w:rPr>
-              <w:t>Н1</w:t>
-            </w:r>
           </w:p>
         </w:tc>
       </w:tr>
@@ -1747,7 +2419,7 @@
           <w:p>
             <w:pPr>
               <w:spacing w:before="0" w:after="0" w:line="240" w:lineRule="auto"/>
-              <w:jc w:val="left"/>
+              <w:jc w:val="both"/>
             </w:pPr>
             <w:r/>
             <w:r>
@@ -1780,17 +2452,6 @@
               <w:jc w:val="center"/>
             </w:pPr>
             <w:r/>
-            <w:r>
-              <w:rPr>
-                <w:rFonts w:ascii="Times New Roman" w:hAnsi="Times New Roman"/>
-                <w:b w:val="0"/>
-                <w:i w:val="0"/>
-                <w:color w:val="000000"/>
-                <w:sz w:val="20"/>
-                <w:rFonts w:ascii="Times New Roman" w:hAnsi="Times New Roman" w:cs="Times New Roman" w:eastAsia="Times New Roman"/>
-              </w:rPr>
-              <w:t>З1</w:t>
-            </w:r>
           </w:p>
         </w:tc>
         <w:tc>
@@ -1819,7 +2480,7 @@
                 <w:sz w:val="20"/>
                 <w:rFonts w:ascii="Times New Roman" w:hAnsi="Times New Roman" w:cs="Times New Roman" w:eastAsia="Times New Roman"/>
               </w:rPr>
-              <w:t>У1</w:t>
+              <w:t>1-3</w:t>
             </w:r>
           </w:p>
         </w:tc>
@@ -1840,17 +2501,6 @@
               <w:jc w:val="center"/>
             </w:pPr>
             <w:r/>
-            <w:r>
-              <w:rPr>
-                <w:rFonts w:ascii="Times New Roman" w:hAnsi="Times New Roman"/>
-                <w:b w:val="0"/>
-                <w:i w:val="0"/>
-                <w:color w:val="000000"/>
-                <w:sz w:val="20"/>
-                <w:rFonts w:ascii="Times New Roman" w:hAnsi="Times New Roman" w:cs="Times New Roman" w:eastAsia="Times New Roman"/>
-              </w:rPr>
-              <w:t>Н1</w:t>
-            </w:r>
           </w:p>
         </w:tc>
       </w:tr>
@@ -1886,7 +2536,7 @@
           <w:p>
             <w:pPr>
               <w:spacing w:before="0" w:after="0" w:line="240" w:lineRule="auto"/>
-              <w:jc w:val="left"/>
+              <w:jc w:val="both"/>
             </w:pPr>
             <w:r/>
             <w:r>
@@ -1919,17 +2569,25 @@
               <w:jc w:val="center"/>
             </w:pPr>
             <w:r/>
-            <w:r>
-              <w:rPr>
-                <w:rFonts w:ascii="Times New Roman" w:hAnsi="Times New Roman"/>
-                <w:b w:val="0"/>
-                <w:i w:val="0"/>
-                <w:color w:val="000000"/>
-                <w:sz w:val="20"/>
-                <w:rFonts w:ascii="Times New Roman" w:hAnsi="Times New Roman" w:cs="Times New Roman" w:eastAsia="Times New Roman"/>
-              </w:rPr>
-              <w:t>З1</w:t>
-            </w:r>
+          </w:p>
+        </w:tc>
+        <w:tc>
+          <w:tcPr>
+            <w:tcW w:type="dxa" w:w="1938"/>
+            <w:vAlign w:val="center"/>
+            <w:tcMar>
+              <w:top w:w="100" w:type="dxa"/>
+              <w:bottom w:w="100" w:type="dxa"/>
+              <w:left w:w="120" w:type="dxa"/>
+              <w:right w:w="120" w:type="dxa"/>
+            </w:tcMar>
+          </w:tcPr>
+          <w:p>
+            <w:pPr>
+              <w:spacing w:before="0" w:after="0" w:line="240" w:lineRule="auto"/>
+              <w:jc w:val="center"/>
+            </w:pPr>
+            <w:r/>
           </w:p>
         </w:tc>
         <w:tc>
@@ -1958,37 +2616,7 @@
                 <w:sz w:val="20"/>
                 <w:rFonts w:ascii="Times New Roman" w:hAnsi="Times New Roman" w:cs="Times New Roman" w:eastAsia="Times New Roman"/>
               </w:rPr>
-              <w:t>У1</w:t>
-            </w:r>
-          </w:p>
-        </w:tc>
-        <w:tc>
-          <w:tcPr>
-            <w:tcW w:type="dxa" w:w="1938"/>
-            <w:vAlign w:val="center"/>
-            <w:tcMar>
-              <w:top w:w="100" w:type="dxa"/>
-              <w:bottom w:w="100" w:type="dxa"/>
-              <w:left w:w="120" w:type="dxa"/>
-              <w:right w:w="120" w:type="dxa"/>
-            </w:tcMar>
-          </w:tcPr>
-          <w:p>
-            <w:pPr>
-              <w:spacing w:before="0" w:after="0" w:line="240" w:lineRule="auto"/>
-              <w:jc w:val="center"/>
-            </w:pPr>
-            <w:r/>
-            <w:r>
-              <w:rPr>
-                <w:rFonts w:ascii="Times New Roman" w:hAnsi="Times New Roman"/>
-                <w:b w:val="0"/>
-                <w:i w:val="0"/>
-                <w:color w:val="000000"/>
-                <w:sz w:val="20"/>
-                <w:rFonts w:ascii="Times New Roman" w:hAnsi="Times New Roman" w:cs="Times New Roman" w:eastAsia="Times New Roman"/>
-              </w:rPr>
-              <w:t>Н1</w:t>
+              <w:t>1-3</w:t>
             </w:r>
           </w:p>
         </w:tc>
@@ -1997,11 +2625,13 @@
     <w:p>
       <w:pPr>
         <w:spacing w:before="0" w:after="120" w:line="240" w:lineRule="auto"/>
+        <w:jc w:val="both"/>
       </w:pPr>
     </w:p>
     <w:p>
       <w:pPr>
         <w:spacing w:before="0" w:after="240" w:line="240" w:lineRule="auto"/>
+        <w:jc w:val="both"/>
       </w:pPr>
       <w:r>
         <w:rPr>
@@ -2018,6 +2648,7 @@
     <w:p>
       <w:pPr>
         <w:spacing w:before="0" w:after="120" w:line="240" w:lineRule="auto"/>
+        <w:jc w:val="both"/>
       </w:pPr>
       <w:r>
         <w:rPr>
@@ -2034,6 +2665,7 @@
     <w:p>
       <w:pPr>
         <w:spacing w:before="0" w:after="120" w:line="240" w:lineRule="auto"/>
+        <w:jc w:val="both"/>
       </w:pPr>
       <w:r>
         <w:rPr>
@@ -2050,6 +2682,7 @@
     <w:p>
       <w:pPr>
         <w:spacing w:before="0" w:after="120" w:line="240" w:lineRule="auto"/>
+        <w:jc w:val="both"/>
       </w:pPr>
       <w:r>
         <w:rPr>
@@ -2066,6 +2699,7 @@
     <w:p>
       <w:pPr>
         <w:spacing w:before="0" w:after="120" w:line="240" w:lineRule="auto"/>
+        <w:jc w:val="both"/>
       </w:pPr>
       <w:r>
         <w:rPr>
@@ -2082,6 +2716,7 @@
     <w:p>
       <w:pPr>
         <w:spacing w:before="0" w:after="240" w:line="240" w:lineRule="auto"/>
+        <w:jc w:val="both"/>
       </w:pPr>
       <w:r>
         <w:rPr>
@@ -2098,6 +2733,7 @@
     <w:p>
       <w:pPr>
         <w:spacing w:before="0" w:after="120" w:line="240" w:lineRule="auto"/>
+        <w:jc w:val="both"/>
       </w:pPr>
       <w:r>
         <w:rPr>
@@ -2976,7 +3612,7 @@
           <w:p>
             <w:pPr>
               <w:spacing w:before="0" w:after="0" w:line="240" w:lineRule="auto"/>
-              <w:jc w:val="left"/>
+              <w:jc w:val="both"/>
             </w:pPr>
             <w:r/>
             <w:r>
@@ -3216,7 +3852,7 @@
           <w:p>
             <w:pPr>
               <w:spacing w:before="0" w:after="0" w:line="240" w:lineRule="auto"/>
-              <w:jc w:val="left"/>
+              <w:jc w:val="both"/>
             </w:pPr>
             <w:r/>
             <w:r>
@@ -3281,7 +3917,7 @@
           <w:p>
             <w:pPr>
               <w:spacing w:before="0" w:after="0" w:line="240" w:lineRule="auto"/>
-              <w:jc w:val="left"/>
+              <w:jc w:val="both"/>
             </w:pPr>
             <w:r/>
             <w:r>
@@ -3521,7 +4157,7 @@
           <w:p>
             <w:pPr>
               <w:spacing w:before="0" w:after="0" w:line="240" w:lineRule="auto"/>
-              <w:jc w:val="left"/>
+              <w:jc w:val="both"/>
             </w:pPr>
             <w:r/>
             <w:r>
@@ -3586,7 +4222,7 @@
           <w:p>
             <w:pPr>
               <w:spacing w:before="0" w:after="0" w:line="240" w:lineRule="auto"/>
-              <w:jc w:val="left"/>
+              <w:jc w:val="both"/>
             </w:pPr>
             <w:r/>
             <w:r>
@@ -3826,7 +4462,7 @@
           <w:p>
             <w:pPr>
               <w:spacing w:before="0" w:after="0" w:line="240" w:lineRule="auto"/>
-              <w:jc w:val="left"/>
+              <w:jc w:val="both"/>
             </w:pPr>
             <w:r/>
             <w:r>
@@ -3867,7 +4503,7 @@
           <w:p>
             <w:pPr>
               <w:spacing w:before="0" w:after="0" w:line="240" w:lineRule="auto"/>
-              <w:jc w:val="left"/>
+              <w:jc w:val="both"/>
             </w:pPr>
             <w:r/>
             <w:r>
@@ -4124,7 +4760,7 @@
           <w:p>
             <w:pPr>
               <w:spacing w:before="0" w:after="0" w:line="240" w:lineRule="auto"/>
-              <w:jc w:val="left"/>
+              <w:jc w:val="both"/>
             </w:pPr>
             <w:r/>
             <w:r>
@@ -4337,11 +4973,13 @@
     <w:p>
       <w:pPr>
         <w:spacing w:before="0" w:after="120" w:line="240" w:lineRule="auto"/>
+        <w:jc w:val="both"/>
       </w:pPr>
     </w:p>
     <w:p>
       <w:pPr>
         <w:spacing w:before="0" w:after="120" w:line="240" w:lineRule="auto"/>
+        <w:jc w:val="both"/>
       </w:pPr>
       <w:r>
         <w:rPr>
@@ -4641,7 +5279,7 @@
           <w:p>
             <w:pPr>
               <w:spacing w:before="0" w:after="0" w:line="240" w:lineRule="auto"/>
-              <w:jc w:val="left"/>
+              <w:jc w:val="both"/>
             </w:pPr>
             <w:r/>
             <w:r>
@@ -4671,7 +5309,7 @@
           <w:p>
             <w:pPr>
               <w:spacing w:before="0" w:after="0" w:line="240" w:lineRule="auto"/>
-              <w:jc w:val="left"/>
+              <w:jc w:val="both"/>
             </w:pPr>
             <w:r/>
             <w:r>
@@ -4717,7 +5355,7 @@
                 <w:sz w:val="20"/>
                 <w:rFonts w:ascii="Times New Roman" w:hAnsi="Times New Roman" w:cs="Times New Roman" w:eastAsia="Times New Roman"/>
               </w:rPr>
-              <w:t>З1</w:t>
+              <w:t>–</w:t>
             </w:r>
           </w:p>
         </w:tc>
@@ -4747,7 +5385,7 @@
                 <w:sz w:val="20"/>
                 <w:rFonts w:ascii="Times New Roman" w:hAnsi="Times New Roman" w:cs="Times New Roman" w:eastAsia="Times New Roman"/>
               </w:rPr>
-              <w:t>У1</w:t>
+              <w:t>–</w:t>
             </w:r>
           </w:p>
         </w:tc>
@@ -4777,7 +5415,7 @@
                 <w:sz w:val="20"/>
                 <w:rFonts w:ascii="Times New Roman" w:hAnsi="Times New Roman" w:cs="Times New Roman" w:eastAsia="Times New Roman"/>
               </w:rPr>
-              <w:t>Н1</w:t>
+              <w:t>–</w:t>
             </w:r>
           </w:p>
         </w:tc>
@@ -4795,7 +5433,7 @@
           <w:p>
             <w:pPr>
               <w:spacing w:before="0" w:after="0" w:line="240" w:lineRule="auto"/>
-              <w:jc w:val="left"/>
+              <w:jc w:val="both"/>
             </w:pPr>
             <w:r/>
             <w:r>
@@ -4860,7 +5498,7 @@
           <w:p>
             <w:pPr>
               <w:spacing w:before="0" w:after="0" w:line="240" w:lineRule="auto"/>
-              <w:jc w:val="left"/>
+              <w:jc w:val="both"/>
             </w:pPr>
             <w:r/>
             <w:r>
@@ -4890,7 +5528,7 @@
           <w:p>
             <w:pPr>
               <w:spacing w:before="0" w:after="0" w:line="240" w:lineRule="auto"/>
-              <w:jc w:val="left"/>
+              <w:jc w:val="both"/>
             </w:pPr>
             <w:r/>
             <w:r>
@@ -4936,7 +5574,7 @@
                 <w:sz w:val="20"/>
                 <w:rFonts w:ascii="Times New Roman" w:hAnsi="Times New Roman" w:cs="Times New Roman" w:eastAsia="Times New Roman"/>
               </w:rPr>
-              <w:t>З1</w:t>
+              <w:t>–</w:t>
             </w:r>
           </w:p>
         </w:tc>
@@ -4966,7 +5604,7 @@
                 <w:sz w:val="20"/>
                 <w:rFonts w:ascii="Times New Roman" w:hAnsi="Times New Roman" w:cs="Times New Roman" w:eastAsia="Times New Roman"/>
               </w:rPr>
-              <w:t>У1</w:t>
+              <w:t>–</w:t>
             </w:r>
           </w:p>
         </w:tc>
@@ -4996,7 +5634,7 @@
                 <w:sz w:val="20"/>
                 <w:rFonts w:ascii="Times New Roman" w:hAnsi="Times New Roman" w:cs="Times New Roman" w:eastAsia="Times New Roman"/>
               </w:rPr>
-              <w:t>Н1</w:t>
+              <w:t>–</w:t>
             </w:r>
           </w:p>
         </w:tc>
@@ -5014,7 +5652,7 @@
           <w:p>
             <w:pPr>
               <w:spacing w:before="0" w:after="0" w:line="240" w:lineRule="auto"/>
-              <w:jc w:val="left"/>
+              <w:jc w:val="both"/>
             </w:pPr>
             <w:r/>
             <w:r>
@@ -5035,11 +5673,13 @@
     <w:p>
       <w:pPr>
         <w:spacing w:before="0" w:after="120" w:line="240" w:lineRule="auto"/>
+        <w:jc w:val="both"/>
       </w:pPr>
     </w:p>
     <w:p>
       <w:pPr>
         <w:spacing w:before="0" w:after="120" w:line="240" w:lineRule="auto"/>
+        <w:jc w:val="both"/>
       </w:pPr>
       <w:r>
         <w:rPr>
@@ -5273,7 +5913,7 @@
           <w:p>
             <w:pPr>
               <w:spacing w:before="0" w:after="0" w:line="240" w:lineRule="auto"/>
-              <w:jc w:val="left"/>
+              <w:jc w:val="both"/>
             </w:pPr>
             <w:r/>
             <w:r>
@@ -5400,7 +6040,7 @@
           <w:p>
             <w:pPr>
               <w:spacing w:before="0" w:after="0" w:line="240" w:lineRule="auto"/>
-              <w:jc w:val="left"/>
+              <w:jc w:val="both"/>
             </w:pPr>
             <w:r/>
             <w:r>
@@ -5453,11 +6093,13 @@
     <w:p>
       <w:pPr>
         <w:spacing w:before="0" w:after="120" w:line="240" w:lineRule="auto"/>
+        <w:jc w:val="both"/>
       </w:pPr>
     </w:p>
     <w:p>
       <w:pPr>
         <w:spacing w:before="0" w:after="120" w:line="240" w:lineRule="auto"/>
+        <w:jc w:val="both"/>
       </w:pPr>
       <w:r>
         <w:rPr>
@@ -5691,7 +6333,7 @@
           <w:p>
             <w:pPr>
               <w:spacing w:before="0" w:after="0" w:line="240" w:lineRule="auto"/>
-              <w:jc w:val="left"/>
+              <w:jc w:val="both"/>
             </w:pPr>
             <w:r/>
             <w:r>
@@ -5816,7 +6458,7 @@
           <w:p>
             <w:pPr>
               <w:spacing w:before="0" w:after="0" w:line="240" w:lineRule="auto"/>
-              <w:jc w:val="left"/>
+              <w:jc w:val="both"/>
             </w:pPr>
             <w:r/>
             <w:r>
@@ -5867,11 +6509,13 @@
     <w:p>
       <w:pPr>
         <w:spacing w:before="0" w:after="120" w:line="240" w:lineRule="auto"/>
+        <w:jc w:val="both"/>
       </w:pPr>
     </w:p>
     <w:p>
       <w:pPr>
         <w:spacing w:before="0" w:after="240" w:line="240" w:lineRule="auto"/>
+        <w:jc w:val="both"/>
       </w:pPr>
       <w:r>
         <w:rPr>
@@ -5888,6 +6532,7 @@
     <w:p>
       <w:pPr>
         <w:spacing w:before="0" w:after="120" w:line="240" w:lineRule="auto"/>
+        <w:jc w:val="both"/>
       </w:pPr>
       <w:r>
         <w:rPr>
@@ -5904,6 +6549,7 @@
     <w:p>
       <w:pPr>
         <w:spacing w:before="0" w:after="120" w:line="240" w:lineRule="auto"/>
+        <w:jc w:val="both"/>
       </w:pPr>
       <w:r>
         <w:rPr>
@@ -5920,6 +6566,7 @@
     <w:p>
       <w:pPr>
         <w:spacing w:before="0" w:after="120" w:line="240" w:lineRule="auto"/>
+        <w:jc w:val="both"/>
       </w:pPr>
       <w:r>
         <w:rPr>
@@ -5936,11 +6583,13 @@
     <w:p>
       <w:pPr>
         <w:spacing w:before="0" w:after="120" w:line="240" w:lineRule="auto"/>
+        <w:jc w:val="both"/>
       </w:pPr>
     </w:p>
     <w:p>
       <w:pPr>
         <w:spacing w:before="0" w:after="240" w:line="240" w:lineRule="auto"/>
+        <w:jc w:val="both"/>
       </w:pPr>
       <w:r>
         <w:rPr>
@@ -5957,6 +6606,7 @@
     <w:p>
       <w:pPr>
         <w:spacing w:before="0" w:after="120" w:line="240" w:lineRule="auto"/>
+        <w:jc w:val="both"/>
       </w:pPr>
       <w:r>
         <w:rPr>
@@ -5973,6 +6623,7 @@
     <w:p>
       <w:pPr>
         <w:spacing w:before="0" w:after="120" w:line="240" w:lineRule="auto"/>
+        <w:jc w:val="both"/>
       </w:pPr>
       <w:r>
         <w:rPr>
@@ -5989,6 +6640,7 @@
     <w:p>
       <w:pPr>
         <w:spacing w:before="0" w:after="120" w:line="240" w:lineRule="auto"/>
+        <w:jc w:val="both"/>
       </w:pPr>
       <w:r>
         <w:rPr>
@@ -6005,6 +6657,7 @@
     <w:p>
       <w:pPr>
         <w:spacing w:before="0" w:after="120" w:line="240" w:lineRule="auto"/>
+        <w:jc w:val="both"/>
       </w:pPr>
       <w:r>
         <w:rPr>
@@ -6021,6 +6674,7 @@
     <w:p>
       <w:pPr>
         <w:spacing w:before="0" w:after="120" w:line="240" w:lineRule="auto"/>
+        <w:jc w:val="both"/>
       </w:pPr>
       <w:r>
         <w:rPr>
@@ -6037,6 +6691,7 @@
     <w:p>
       <w:pPr>
         <w:spacing w:before="0" w:after="120" w:line="240" w:lineRule="auto"/>
+        <w:jc w:val="both"/>
       </w:pPr>
       <w:r>
         <w:rPr>
@@ -6053,6 +6708,7 @@
     <w:p>
       <w:pPr>
         <w:spacing w:before="0" w:after="120" w:line="240" w:lineRule="auto"/>
+        <w:jc w:val="both"/>
       </w:pPr>
       <w:r>
         <w:rPr>
@@ -6069,6 +6725,7 @@
     <w:p>
       <w:pPr>
         <w:spacing w:before="0" w:after="120" w:line="240" w:lineRule="auto"/>
+        <w:jc w:val="both"/>
       </w:pPr>
       <w:r>
         <w:rPr>
@@ -6085,6 +6742,7 @@
     <w:p>
       <w:pPr>
         <w:spacing w:before="0" w:after="120" w:line="240" w:lineRule="auto"/>
+        <w:jc w:val="both"/>
       </w:pPr>
       <w:r>
         <w:rPr>
@@ -6101,6 +6759,7 @@
     <w:p>
       <w:pPr>
         <w:spacing w:before="0" w:after="120" w:line="240" w:lineRule="auto"/>
+        <w:jc w:val="both"/>
       </w:pPr>
       <w:r>
         <w:rPr>
@@ -6117,6 +6776,7 @@
     <w:p>
       <w:pPr>
         <w:spacing w:before="0" w:after="120" w:line="240" w:lineRule="auto"/>
+        <w:jc w:val="both"/>
       </w:pPr>
       <w:r>
         <w:rPr>
@@ -6133,6 +6793,7 @@
     <w:p>
       <w:pPr>
         <w:spacing w:before="0" w:after="120" w:line="240" w:lineRule="auto"/>
+        <w:jc w:val="both"/>
       </w:pPr>
       <w:r>
         <w:rPr>
@@ -6149,6 +6810,7 @@
     <w:p>
       <w:pPr>
         <w:spacing w:before="0" w:after="120" w:line="240" w:lineRule="auto"/>
+        <w:jc w:val="both"/>
       </w:pPr>
       <w:r>
         <w:rPr>
@@ -6165,6 +6827,7 @@
     <w:p>
       <w:pPr>
         <w:spacing w:before="0" w:after="120" w:line="240" w:lineRule="auto"/>
+        <w:jc w:val="both"/>
       </w:pPr>
       <w:r>
         <w:rPr>
@@ -6181,11 +6844,13 @@
     <w:p>
       <w:pPr>
         <w:spacing w:before="0" w:after="120" w:line="240" w:lineRule="auto"/>
+        <w:jc w:val="both"/>
       </w:pPr>
     </w:p>
     <w:p>
       <w:pPr>
         <w:spacing w:before="0" w:after="240" w:line="240" w:lineRule="auto"/>
+        <w:jc w:val="both"/>
       </w:pPr>
       <w:r>
         <w:rPr>
@@ -6202,6 +6867,7 @@
     <w:p>
       <w:pPr>
         <w:spacing w:before="0" w:after="120" w:line="240" w:lineRule="auto"/>
+        <w:jc w:val="both"/>
       </w:pPr>
       <w:r>
         <w:rPr>
@@ -6218,6 +6884,7 @@
     <w:p>
       <w:pPr>
         <w:spacing w:before="0" w:after="120" w:line="240" w:lineRule="auto"/>
+        <w:jc w:val="both"/>
       </w:pPr>
       <w:r>
         <w:rPr>
@@ -6234,6 +6901,7 @@
     <w:p>
       <w:pPr>
         <w:spacing w:before="0" w:after="120" w:line="240" w:lineRule="auto"/>
+        <w:jc w:val="both"/>
       </w:pPr>
       <w:r>
         <w:rPr>
@@ -6250,6 +6918,7 @@
     <w:p>
       <w:pPr>
         <w:spacing w:before="0" w:after="120" w:line="240" w:lineRule="auto"/>
+        <w:jc w:val="both"/>
       </w:pPr>
       <w:r>
         <w:rPr>
@@ -6266,11 +6935,13 @@
     <w:p>
       <w:pPr>
         <w:spacing w:before="0" w:after="120" w:line="240" w:lineRule="auto"/>
+        <w:jc w:val="both"/>
       </w:pPr>
     </w:p>
     <w:p>
       <w:pPr>
         <w:spacing w:before="0" w:after="120" w:line="240" w:lineRule="auto"/>
+        <w:jc w:val="both"/>
       </w:pPr>
       <w:r>
         <w:rPr>
@@ -6309,6 +6980,7 @@
     <w:p>
       <w:pPr>
         <w:spacing w:before="0" w:after="120" w:line="240" w:lineRule="auto"/>
+        <w:jc w:val="both"/>
       </w:pPr>
       <w:r>
         <w:rPr>
@@ -6319,7 +6991,7 @@
           <w:sz w:val="28"/>
           <w:rFonts w:ascii="Times New Roman" w:hAnsi="Times New Roman" w:cs="Times New Roman" w:eastAsia="Times New Roman"/>
         </w:rPr>
-        <w:t>Рабочая программа дисциплины «Уравнения математической физики» по направлению подготовки 01.03.04 Прикладная математика согласована на ведение учебного процесса:</w:t>
+        <w:t>Рабочая программа дисциплины «Уравнения математической физики» по направлению подготовки «01.03.04 Прикладная математика» согласована на ведение учебного процесса:</w:t>
       </w:r>
     </w:p>
     <w:tbl>
@@ -6392,7 +7064,9 @@
                 <w:sz w:val="22"/>
                 <w:rFonts w:ascii="Times New Roman" w:hAnsi="Times New Roman" w:cs="Times New Roman" w:eastAsia="Times New Roman"/>
               </w:rPr>
-              <w:t>«Согласовано»: И.о. зав. кафедрой, ответственной за РПД (подпись и дата)</w:t>
+              <w:t>Согласовано</w:t>
+              <w:br/>
+              <w:t>(подпись и дата)</w:t>
             </w:r>
           </w:p>
         </w:tc>
@@ -6445,7 +7119,7 @@
           <w:p>
             <w:pPr>
               <w:spacing w:before="0" w:after="0" w:line="240" w:lineRule="auto"/>
-              <w:jc w:val="left"/>
+              <w:jc w:val="both"/>
             </w:pPr>
             <w:r/>
           </w:p>
@@ -6499,7 +7173,7 @@
           <w:p>
             <w:pPr>
               <w:spacing w:before="0" w:after="0" w:line="240" w:lineRule="auto"/>
-              <w:jc w:val="left"/>
+              <w:jc w:val="both"/>
             </w:pPr>
             <w:r/>
           </w:p>
@@ -6553,7 +7227,7 @@
           <w:p>
             <w:pPr>
               <w:spacing w:before="0" w:after="0" w:line="240" w:lineRule="auto"/>
-              <w:jc w:val="left"/>
+              <w:jc w:val="both"/>
             </w:pPr>
             <w:r/>
           </w:p>
@@ -6607,7 +7281,7 @@
           <w:p>
             <w:pPr>
               <w:spacing w:before="0" w:after="0" w:line="240" w:lineRule="auto"/>
-              <w:jc w:val="left"/>
+              <w:jc w:val="both"/>
             </w:pPr>
             <w:r/>
           </w:p>
@@ -6790,6 +7464,23 @@
       </w:r>
     </w:p>
     <w:p>
+      <w:pPr>
+        <w:spacing w:before="0" w:after="120" w:line="240" w:lineRule="auto"/>
+        <w:jc w:val="center"/>
+      </w:pPr>
+      <w:r>
+        <w:rPr>
+          <w:rFonts w:ascii="Times New Roman" w:hAnsi="Times New Roman"/>
+          <w:b w:val="0"/>
+          <w:i w:val="0"/>
+          <w:color w:val="000000"/>
+          <w:sz w:val="28"/>
+          <w:rFonts w:ascii="Times New Roman" w:hAnsi="Times New Roman" w:cs="Times New Roman" w:eastAsia="Times New Roman"/>
+        </w:rPr>
+        <w:t>общая трудоемкость дисциплины составляет: 3 зачетных единиц(ы)</w:t>
+      </w:r>
+    </w:p>
+    <w:p>
       <w:r>
         <w:br w:type="page"/>
       </w:r>
@@ -6797,6 +7488,7 @@
     <w:p>
       <w:pPr>
         <w:spacing w:before="0" w:after="240" w:line="240" w:lineRule="auto"/>
+        <w:jc w:val="both"/>
       </w:pPr>
       <w:r>
         <w:rPr>
@@ -6808,6 +7500,25 @@
           <w:rFonts w:ascii="Times New Roman" w:hAnsi="Times New Roman" w:cs="Times New Roman" w:eastAsia="Times New Roman"/>
         </w:rPr>
         <w:t>1. Оценочные средства</w:t>
+      </w:r>
+    </w:p>
+    <w:p>
+      <w:pPr>
+        <w:spacing w:before="0" w:after="240" w:line="240" w:lineRule="auto"/>
+        <w:jc w:val="both"/>
+      </w:pPr>
+      <w:r>
+        <w:rPr>
+          <w:rFonts w:ascii="Times New Roman" w:hAnsi="Times New Roman"/>
+          <w:b w:val="0"/>
+          <w:i w:val="0"/>
+          <w:color w:val="000000"/>
+          <w:sz w:val="28"/>
+          <w:rFonts w:ascii="Times New Roman" w:hAnsi="Times New Roman" w:cs="Times New Roman" w:eastAsia="Times New Roman"/>
+        </w:rPr>
+        <w:t>Оценивание формирования компетенций производится на основе результатов обучения, приведенных в п. 2 рабочей программы и ФОС. Связь разделов компетенций, индикаторов и форм контроля (текущего и промежуточного) указаны в таблице 4.2 рабочей программы дисциплины.</w:t>
+        <w:br/>
+        <w:t>Оценочные средства соотнесены с результатами обучения по дисциплине и индикаторами достижения компетенций, представлены ниже.</w:t>
       </w:r>
     </w:p>
     <w:tbl>
@@ -7000,7 +7711,7 @@
           <w:p>
             <w:pPr>
               <w:spacing w:before="0" w:after="0" w:line="240" w:lineRule="auto"/>
-              <w:jc w:val="center"/>
+              <w:jc w:val="left"/>
             </w:pPr>
             <w:r/>
             <w:r>
@@ -7012,7 +7723,7 @@
                 <w:sz w:val="20"/>
                 <w:rFonts w:ascii="Times New Roman" w:hAnsi="Times New Roman" w:cs="Times New Roman" w:eastAsia="Times New Roman"/>
               </w:rPr>
-              <w:t>ОПК-1.1</w:t>
+              <w:t>ОПК-1.1. Знать: базовые знания, полученные в области математических и естественных наук</w:t>
             </w:r>
           </w:p>
         </w:tc>
@@ -7030,7 +7741,7 @@
           <w:p>
             <w:pPr>
               <w:spacing w:before="0" w:after="0" w:line="240" w:lineRule="auto"/>
-              <w:jc w:val="left"/>
+              <w:jc w:val="both"/>
             </w:pPr>
             <w:r/>
             <w:r>
@@ -7042,11 +7753,11 @@
                 <w:sz w:val="18"/>
                 <w:rFonts w:ascii="Times New Roman" w:hAnsi="Times New Roman" w:cs="Times New Roman" w:eastAsia="Times New Roman"/>
               </w:rPr>
-              <w:t>З1: Знать базовые принципы и терминологию, относящиеся к ОПК-1.1.</w:t>
+              <w:t>З1: Синтаксис и семантика алгоритмического языка программирования, принципы и методология построения систем по курсу «Уравнения математической физики»</w:t>
               <w:br/>
-              <w:t>У1: Уметь использовать практические инструменты в контексте ОПК-1.1.</w:t>
+              <w:t>З2: Концепции и идеи объектно-ориентированного программирования и проектирования программных решений</w:t>
               <w:br/>
-              <w:t>Н1: Владеть навыками анализа данных и принятия решений в рамках ОПК-1.1.</w:t>
+              <w:t>З3: Технология работы на ПК в современных операционных средах, основные методы разработки эффективных структур данных</w:t>
             </w:r>
           </w:p>
         </w:tc>
@@ -7064,7 +7775,7 @@
           <w:p>
             <w:pPr>
               <w:spacing w:before="0" w:after="0" w:line="240" w:lineRule="auto"/>
-              <w:jc w:val="left"/>
+              <w:jc w:val="both"/>
             </w:pPr>
             <w:r/>
             <w:r>
@@ -7129,7 +7840,7 @@
           <w:p>
             <w:pPr>
               <w:spacing w:before="0" w:after="0" w:line="240" w:lineRule="auto"/>
-              <w:jc w:val="center"/>
+              <w:jc w:val="left"/>
             </w:pPr>
             <w:r/>
             <w:r>
@@ -7141,7 +7852,7 @@
                 <w:sz w:val="20"/>
                 <w:rFonts w:ascii="Times New Roman" w:hAnsi="Times New Roman" w:cs="Times New Roman" w:eastAsia="Times New Roman"/>
               </w:rPr>
-              <w:t>ОПК-1.2</w:t>
+              <w:t>ОПК-1.2. Уметь: использовать знания фундаментальной математики и естественно-научных дисциплин в профессиональной деятельности</w:t>
             </w:r>
           </w:p>
         </w:tc>
@@ -7159,7 +7870,7 @@
           <w:p>
             <w:pPr>
               <w:spacing w:before="0" w:after="0" w:line="240" w:lineRule="auto"/>
-              <w:jc w:val="left"/>
+              <w:jc w:val="both"/>
             </w:pPr>
             <w:r/>
             <w:r>
@@ -7171,11 +7882,11 @@
                 <w:sz w:val="18"/>
                 <w:rFonts w:ascii="Times New Roman" w:hAnsi="Times New Roman" w:cs="Times New Roman" w:eastAsia="Times New Roman"/>
               </w:rPr>
-              <w:t>З1: Знать базовые принципы и терминологию, относящиеся к ОПК-1.2.</w:t>
+              <w:t>У1: Формализовать прикладную задачу, выбирать для неё подходящие структуры данных и алгоритмы обработки в «Уравнения математической физики»</w:t>
               <w:br/>
-              <w:t>У1: Уметь использовать практические инструменты в контексте ОПК-1.2.</w:t>
+              <w:t>У2: Программировать прикладные алгоритмы, используя программные средства языков высокого уровня; разрабатывать тесты</w:t>
               <w:br/>
-              <w:t>Н1: Владеть навыками анализа данных и принятия решений в рамках ОПК-1.2.</w:t>
+              <w:t>У3: Проектировать программные компоненты IT-систем и модули обработки информации</w:t>
             </w:r>
           </w:p>
         </w:tc>
@@ -7193,7 +7904,7 @@
           <w:p>
             <w:pPr>
               <w:spacing w:before="0" w:after="0" w:line="240" w:lineRule="auto"/>
-              <w:jc w:val="left"/>
+              <w:jc w:val="both"/>
             </w:pPr>
             <w:r/>
             <w:r>
@@ -7258,7 +7969,7 @@
           <w:p>
             <w:pPr>
               <w:spacing w:before="0" w:after="0" w:line="240" w:lineRule="auto"/>
-              <w:jc w:val="center"/>
+              <w:jc w:val="left"/>
             </w:pPr>
             <w:r/>
             <w:r>
@@ -7270,7 +7981,7 @@
                 <w:sz w:val="20"/>
                 <w:rFonts w:ascii="Times New Roman" w:hAnsi="Times New Roman" w:cs="Times New Roman" w:eastAsia="Times New Roman"/>
               </w:rPr>
-              <w:t>ОПК-1.3</w:t>
+              <w:t>ОПК-1.3. Владеть: навыками выбора методов решения инженерных и экономических задач на основе теоретических знаний</w:t>
             </w:r>
           </w:p>
         </w:tc>
@@ -7288,7 +7999,7 @@
           <w:p>
             <w:pPr>
               <w:spacing w:before="0" w:after="0" w:line="240" w:lineRule="auto"/>
-              <w:jc w:val="left"/>
+              <w:jc w:val="both"/>
             </w:pPr>
             <w:r/>
             <w:r>
@@ -7300,11 +8011,11 @@
                 <w:sz w:val="18"/>
                 <w:rFonts w:ascii="Times New Roman" w:hAnsi="Times New Roman" w:cs="Times New Roman" w:eastAsia="Times New Roman"/>
               </w:rPr>
-              <w:t>З1: Знать базовые принципы и терминологию, относящиеся к ОПК-1.3.</w:t>
+              <w:t>Н1: Использовать современные математические методы и программные средства для решения задач науки, образования и бизнеса</w:t>
               <w:br/>
-              <w:t>У1: Уметь использовать практические инструменты в контексте ОПК-1.3.</w:t>
+              <w:t>Н2: Реализовать идеи объектно-ориентированного подхода и паттернов проектирования в предметной области «Уравнения математической физики»</w:t>
               <w:br/>
-              <w:t>Н1: Владеть навыками анализа данных и принятия решений в рамках ОПК-1.3.</w:t>
+              <w:t>Н3: Применять современные цифровые технологии моделирования, алгоритмизации и оптимизации бизнес-процессов</w:t>
             </w:r>
           </w:p>
         </w:tc>
@@ -7322,7 +8033,7 @@
           <w:p>
             <w:pPr>
               <w:spacing w:before="0" w:after="0" w:line="240" w:lineRule="auto"/>
-              <w:jc w:val="left"/>
+              <w:jc w:val="both"/>
             </w:pPr>
             <w:r/>
             <w:r>
@@ -7342,12 +8053,207 @@
     </w:tbl>
     <w:p>
       <w:pPr>
+        <w:spacing w:before="360" w:after="120" w:line="240" w:lineRule="auto"/>
+        <w:jc w:val="both"/>
+      </w:pPr>
+    </w:p>
+    <w:p>
+      <w:pPr>
+        <w:spacing w:before="240" w:after="120" w:line="240" w:lineRule="auto"/>
+        <w:jc w:val="both"/>
+      </w:pPr>
+      <w:r>
+        <w:rPr>
+          <w:rFonts w:ascii="Times New Roman" w:hAnsi="Times New Roman"/>
+          <w:b/>
+          <w:i w:val="0"/>
+          <w:color w:val="000000"/>
+          <w:sz w:val="28"/>
+          <w:rFonts w:ascii="Times New Roman" w:hAnsi="Times New Roman" w:cs="Times New Roman" w:eastAsia="Times New Roman"/>
+        </w:rPr>
+        <w:t>Наименование: экзамен</w:t>
+      </w:r>
+    </w:p>
+    <w:p>
+      <w:pPr>
         <w:spacing w:before="0" w:after="120" w:line="240" w:lineRule="auto"/>
+        <w:jc w:val="both"/>
+      </w:pPr>
+      <w:r>
+        <w:rPr>
+          <w:rFonts w:ascii="Times New Roman" w:hAnsi="Times New Roman"/>
+          <w:b w:val="0"/>
+          <w:i/>
+          <w:color w:val="000000"/>
+          <w:sz w:val="28"/>
+          <w:rFonts w:ascii="Times New Roman" w:hAnsi="Times New Roman" w:cs="Times New Roman" w:eastAsia="Times New Roman"/>
+        </w:rPr>
+        <w:t>Представление в ФОС: перечень вопросов</w:t>
+      </w:r>
+    </w:p>
+    <w:p>
+      <w:pPr>
+        <w:spacing w:before="0" w:after="120" w:line="240" w:lineRule="auto"/>
+        <w:jc w:val="both"/>
+      </w:pPr>
+      <w:r>
+        <w:rPr>
+          <w:rFonts w:ascii="Times New Roman" w:hAnsi="Times New Roman"/>
+          <w:b/>
+          <w:i w:val="0"/>
+          <w:color w:val="000000"/>
+          <w:sz w:val="28"/>
+          <w:rFonts w:ascii="Times New Roman" w:hAnsi="Times New Roman" w:cs="Times New Roman" w:eastAsia="Times New Roman"/>
+        </w:rPr>
+        <w:t>Перечень вопросов для проведения экзамена:</w:t>
+      </w:r>
+    </w:p>
+    <w:p>
+      <w:pPr>
+        <w:spacing w:before="120" w:after="120" w:line="240" w:lineRule="auto"/>
+        <w:jc w:val="both"/>
+      </w:pPr>
+      <w:r>
+        <w:rPr>
+          <w:rFonts w:ascii="Times New Roman" w:hAnsi="Times New Roman"/>
+          <w:b/>
+          <w:i/>
+          <w:color w:val="000000"/>
+          <w:sz w:val="28"/>
+          <w:rFonts w:ascii="Times New Roman" w:hAnsi="Times New Roman" w:cs="Times New Roman" w:eastAsia="Times New Roman"/>
+        </w:rPr>
+        <w:t>5 семестр:</w:t>
+      </w:r>
+    </w:p>
+    <w:p>
+      <w:pPr>
+        <w:spacing w:before="40" w:after="40" w:line="240" w:lineRule="auto"/>
+        <w:jc w:val="both"/>
+      </w:pPr>
+      <w:r>
+        <w:rPr>
+          <w:rFonts w:ascii="Times New Roman" w:hAnsi="Times New Roman"/>
+          <w:b w:val="0"/>
+          <w:i w:val="0"/>
+          <w:color w:val="000000"/>
+          <w:sz w:val="28"/>
+          <w:rFonts w:ascii="Times New Roman" w:hAnsi="Times New Roman" w:cs="Times New Roman" w:eastAsia="Times New Roman"/>
+        </w:rPr>
+        <w:t>1. Каковы базовые понятия дисциплины «Уравнения математической физики»?</w:t>
+      </w:r>
+    </w:p>
+    <w:p>
+      <w:pPr>
+        <w:spacing w:before="40" w:after="40" w:line="240" w:lineRule="auto"/>
+        <w:jc w:val="both"/>
+      </w:pPr>
+      <w:r>
+        <w:rPr>
+          <w:rFonts w:ascii="Times New Roman" w:hAnsi="Times New Roman"/>
+          <w:b w:val="0"/>
+          <w:i w:val="0"/>
+          <w:color w:val="000000"/>
+          <w:sz w:val="28"/>
+          <w:rFonts w:ascii="Times New Roman" w:hAnsi="Times New Roman" w:cs="Times New Roman" w:eastAsia="Times New Roman"/>
+        </w:rPr>
+        <w:t>2. Опишите структуру и принципы работы базовых методов.</w:t>
+      </w:r>
+    </w:p>
+    <w:p>
+      <w:pPr>
+        <w:spacing w:before="40" w:after="40" w:line="240" w:lineRule="auto"/>
+        <w:jc w:val="both"/>
+      </w:pPr>
+      <w:r>
+        <w:rPr>
+          <w:rFonts w:ascii="Times New Roman" w:hAnsi="Times New Roman"/>
+          <w:b w:val="0"/>
+          <w:i w:val="0"/>
+          <w:color w:val="000000"/>
+          <w:sz w:val="28"/>
+          <w:rFonts w:ascii="Times New Roman" w:hAnsi="Times New Roman" w:cs="Times New Roman" w:eastAsia="Times New Roman"/>
+        </w:rPr>
+        <w:t>3. Сформулируйте критерии эффективности примененных подходов.</w:t>
+      </w:r>
+    </w:p>
+    <w:p>
+      <w:pPr>
+        <w:spacing w:before="40" w:after="40" w:line="240" w:lineRule="auto"/>
+        <w:jc w:val="both"/>
+      </w:pPr>
+      <w:r>
+        <w:rPr>
+          <w:rFonts w:ascii="Times New Roman" w:hAnsi="Times New Roman"/>
+          <w:b w:val="0"/>
+          <w:i w:val="0"/>
+          <w:color w:val="000000"/>
+          <w:sz w:val="28"/>
+          <w:rFonts w:ascii="Times New Roman" w:hAnsi="Times New Roman" w:cs="Times New Roman" w:eastAsia="Times New Roman"/>
+        </w:rPr>
+        <w:t>4. Опишите технологию отладки и верификации результатов.</w:t>
+      </w:r>
+    </w:p>
+    <w:p>
+      <w:pPr>
+        <w:spacing w:before="40" w:after="40" w:line="240" w:lineRule="auto"/>
+        <w:jc w:val="both"/>
+      </w:pPr>
+      <w:r>
+        <w:rPr>
+          <w:rFonts w:ascii="Times New Roman" w:hAnsi="Times New Roman"/>
+          <w:b w:val="0"/>
+          <w:i w:val="0"/>
+          <w:color w:val="000000"/>
+          <w:sz w:val="28"/>
+          <w:rFonts w:ascii="Times New Roman" w:hAnsi="Times New Roman" w:cs="Times New Roman" w:eastAsia="Times New Roman"/>
+        </w:rPr>
+        <w:t>5. Каковы особенности стандартизации процессов в предметной области?</w:t>
+      </w:r>
+    </w:p>
+    <w:p>
+      <w:pPr>
+        <w:spacing w:before="120" w:after="120" w:line="240" w:lineRule="auto"/>
+        <w:jc w:val="both"/>
+      </w:pPr>
+      <w:r>
+        <w:rPr>
+          <w:rFonts w:ascii="Times New Roman" w:hAnsi="Times New Roman"/>
+          <w:b/>
+          <w:i w:val="0"/>
+          <w:color w:val="000000"/>
+          <w:sz w:val="28"/>
+          <w:rFonts w:ascii="Times New Roman" w:hAnsi="Times New Roman" w:cs="Times New Roman" w:eastAsia="Times New Roman"/>
+        </w:rPr>
+        <w:t>Критерии оценки:</w:t>
+      </w:r>
+    </w:p>
+    <w:p>
+      <w:pPr>
+        <w:spacing w:before="0" w:after="240" w:line="240" w:lineRule="auto"/>
+        <w:jc w:val="both"/>
+      </w:pPr>
+      <w:r>
+        <w:rPr>
+          <w:rFonts w:ascii="Times New Roman" w:hAnsi="Times New Roman"/>
+          <w:b w:val="0"/>
+          <w:i w:val="0"/>
+          <w:color w:val="000000"/>
+          <w:sz w:val="28"/>
+          <w:rFonts w:ascii="Times New Roman" w:hAnsi="Times New Roman" w:cs="Times New Roman" w:eastAsia="Times New Roman"/>
+        </w:rPr>
+        <w:t>Приведены в разделе 2.</w:t>
+      </w:r>
+    </w:p>
+    <w:p>
+      <w:pPr>
+        <w:spacing w:before="360" w:after="120" w:line="240" w:lineRule="auto"/>
+        <w:jc w:val="both"/>
       </w:pPr>
     </w:p>
     <w:p>
       <w:pPr>
         <w:spacing w:before="0" w:after="120" w:line="240" w:lineRule="auto"/>
+        <w:jc w:val="both"/>
       </w:pPr>
       <w:r>
         <w:rPr>
@@ -7364,6 +8270,7 @@
     <w:p>
       <w:pPr>
         <w:spacing w:before="0" w:after="120" w:line="240" w:lineRule="auto"/>
+        <w:jc w:val="both"/>
       </w:pPr>
       <w:r>
         <w:rPr>
@@ -7379,7 +8286,25 @@
     </w:p>
     <w:p>
       <w:pPr>
-        <w:spacing w:before="0" w:after="120" w:line="240" w:lineRule="auto"/>
+        <w:spacing w:before="240" w:after="120" w:line="240" w:lineRule="auto"/>
+        <w:jc w:val="both"/>
+      </w:pPr>
+      <w:r>
+        <w:rPr>
+          <w:rFonts w:ascii="Times New Roman" w:hAnsi="Times New Roman"/>
+          <w:b/>
+          <w:i w:val="0"/>
+          <w:color w:val="000000"/>
+          <w:sz w:val="28"/>
+          <w:rFonts w:ascii="Times New Roman" w:hAnsi="Times New Roman" w:cs="Times New Roman" w:eastAsia="Times New Roman"/>
+        </w:rPr>
+        <w:t>Компетенция ОПК-1. Способен применять знание фундаментальной математики и естественно-научных дисциплин при решении задач в области естественных наук и инженерной практике</w:t>
+      </w:r>
+    </w:p>
+    <w:p>
+      <w:pPr>
+        <w:spacing w:before="80" w:after="120" w:line="240" w:lineRule="auto"/>
+        <w:jc w:val="both"/>
       </w:pPr>
       <w:r>
         <w:rPr>
@@ -7390,12 +8315,13 @@
           <w:sz w:val="28"/>
           <w:rFonts w:ascii="Times New Roman" w:hAnsi="Times New Roman" w:cs="Times New Roman" w:eastAsia="Times New Roman"/>
         </w:rPr>
-        <w:t>1. Что является главным объектом изучения дисциплины «Уравнения математической физики»?</w:t>
+        <w:t>1. Вопрос 1 для контроля уровня сформированности компетенции ОПК-1 в рамках курса «Уравнения математической физики»?</w:t>
       </w:r>
     </w:p>
     <w:p>
       <w:pPr>
-        <w:spacing w:before="40" w:after="40" w:line="240" w:lineRule="auto"/>
+        <w:spacing w:before="20" w:after="20" w:line="240" w:lineRule="auto"/>
+        <w:jc w:val="both"/>
       </w:pPr>
       <w:r>
         <w:rPr>
@@ -7406,12 +8332,13 @@
           <w:sz w:val="28"/>
           <w:rFonts w:ascii="Times New Roman" w:hAnsi="Times New Roman" w:cs="Times New Roman" w:eastAsia="Times New Roman"/>
         </w:rPr>
-        <w:t xml:space="preserve">   1) Теоретические концепции и базовые определения дисциплины</w:t>
+        <w:t xml:space="preserve">   1) Правильный вариант ответа по теоретическим основам и синтаксису</w:t>
       </w:r>
     </w:p>
     <w:p>
       <w:pPr>
-        <w:spacing w:before="40" w:after="40" w:line="240" w:lineRule="auto"/>
+        <w:spacing w:before="20" w:after="20" w:line="240" w:lineRule="auto"/>
+        <w:jc w:val="both"/>
       </w:pPr>
       <w:r>
         <w:rPr>
@@ -7422,12 +8349,13 @@
           <w:sz w:val="28"/>
           <w:rFonts w:ascii="Times New Roman" w:hAnsi="Times New Roman" w:cs="Times New Roman" w:eastAsia="Times New Roman"/>
         </w:rPr>
-        <w:t xml:space="preserve">   2) Вспомогательные инструменты сторонних предметных областей</w:t>
+        <w:t xml:space="preserve">   2) Вспомогательный некорректный параметр инструментальной среды</w:t>
       </w:r>
     </w:p>
     <w:p>
       <w:pPr>
-        <w:spacing w:before="40" w:after="40" w:line="240" w:lineRule="auto"/>
+        <w:spacing w:before="20" w:after="20" w:line="240" w:lineRule="auto"/>
+        <w:jc w:val="both"/>
       </w:pPr>
       <w:r>
         <w:rPr>
@@ -7438,12 +8366,13 @@
           <w:sz w:val="28"/>
           <w:rFonts w:ascii="Times New Roman" w:hAnsi="Times New Roman" w:cs="Times New Roman" w:eastAsia="Times New Roman"/>
         </w:rPr>
-        <w:t xml:space="preserve">   3) Программные методы без привязки к теоретическому базису</w:t>
+        <w:t xml:space="preserve">   3) Альтернативное решение без системной поддержки архитектуры</w:t>
       </w:r>
     </w:p>
     <w:p>
       <w:pPr>
-        <w:spacing w:before="40" w:after="40" w:line="240" w:lineRule="auto"/>
+        <w:spacing w:before="20" w:after="20" w:line="240" w:lineRule="auto"/>
+        <w:jc w:val="both"/>
       </w:pPr>
       <w:r>
         <w:rPr>
@@ -7454,12 +8383,13 @@
           <w:sz w:val="28"/>
           <w:rFonts w:ascii="Times New Roman" w:hAnsi="Times New Roman" w:cs="Times New Roman" w:eastAsia="Times New Roman"/>
         </w:rPr>
-        <w:t xml:space="preserve">   4) Организационно-правовые аспекты деятельности сторонних ведомств</w:t>
+        <w:t xml:space="preserve">   4) Абстрактная формулировка понятия, не относящаяся к делу</w:t>
       </w:r>
     </w:p>
     <w:p>
       <w:pPr>
-        <w:spacing w:before="0" w:after="120" w:line="240" w:lineRule="auto"/>
+        <w:spacing w:before="80" w:after="120" w:line="240" w:lineRule="auto"/>
+        <w:jc w:val="both"/>
       </w:pPr>
       <w:r>
         <w:rPr>
@@ -7470,12 +8400,13 @@
           <w:sz w:val="28"/>
           <w:rFonts w:ascii="Times New Roman" w:hAnsi="Times New Roman" w:cs="Times New Roman" w:eastAsia="Times New Roman"/>
         </w:rPr>
-        <w:t>2. Какой метод наиболее часто применяется в рамках «Уравнения математической физики»?</w:t>
+        <w:t>2. Вопрос 2 для контроля уровня сформированности компетенции ОПК-1 в рамках курса «Уравнения математической физики»?</w:t>
       </w:r>
     </w:p>
     <w:p>
       <w:pPr>
-        <w:spacing w:before="40" w:after="40" w:line="240" w:lineRule="auto"/>
+        <w:spacing w:before="20" w:after="20" w:line="240" w:lineRule="auto"/>
+        <w:jc w:val="both"/>
       </w:pPr>
       <w:r>
         <w:rPr>
@@ -7486,12 +8417,13 @@
           <w:sz w:val="28"/>
           <w:rFonts w:ascii="Times New Roman" w:hAnsi="Times New Roman" w:cs="Times New Roman" w:eastAsia="Times New Roman"/>
         </w:rPr>
-        <w:t xml:space="preserve">   1) Метод субъективных экспертных допущений</w:t>
+        <w:t xml:space="preserve">   1) Правильный вариант ответа по практическому применению и методологии</w:t>
       </w:r>
     </w:p>
     <w:p>
       <w:pPr>
-        <w:spacing w:before="40" w:after="40" w:line="240" w:lineRule="auto"/>
+        <w:spacing w:before="20" w:after="20" w:line="240" w:lineRule="auto"/>
+        <w:jc w:val="both"/>
       </w:pPr>
       <w:r>
         <w:rPr>
@@ -7502,12 +8434,13 @@
           <w:sz w:val="28"/>
           <w:rFonts w:ascii="Times New Roman" w:hAnsi="Times New Roman" w:cs="Times New Roman" w:eastAsia="Times New Roman"/>
         </w:rPr>
-        <w:t xml:space="preserve">   2) Системный анализ и комплексное моделирование процессов</w:t>
+        <w:t xml:space="preserve">   2) Вспомогательный некорректный параметр инструментальной среды</w:t>
       </w:r>
     </w:p>
     <w:p>
       <w:pPr>
-        <w:spacing w:before="40" w:after="40" w:line="240" w:lineRule="auto"/>
+        <w:spacing w:before="20" w:after="20" w:line="240" w:lineRule="auto"/>
+        <w:jc w:val="both"/>
       </w:pPr>
       <w:r>
         <w:rPr>
@@ -7518,12 +8451,13 @@
           <w:sz w:val="28"/>
           <w:rFonts w:ascii="Times New Roman" w:hAnsi="Times New Roman" w:cs="Times New Roman" w:eastAsia="Times New Roman"/>
         </w:rPr>
-        <w:t xml:space="preserve">   3) Случайный подбор экспериментальных параметров</w:t>
+        <w:t xml:space="preserve">   3) Альтернативное решение без системной поддержки архитектуры</w:t>
       </w:r>
     </w:p>
     <w:p>
       <w:pPr>
-        <w:spacing w:before="40" w:after="40" w:line="240" w:lineRule="auto"/>
+        <w:spacing w:before="20" w:after="20" w:line="240" w:lineRule="auto"/>
+        <w:jc w:val="both"/>
       </w:pPr>
       <w:r>
         <w:rPr>
@@ -7534,12 +8468,13 @@
           <w:sz w:val="28"/>
           <w:rFonts w:ascii="Times New Roman" w:hAnsi="Times New Roman" w:cs="Times New Roman" w:eastAsia="Times New Roman"/>
         </w:rPr>
-        <w:t xml:space="preserve">   4) Интуитивный подход к проектированию систем</w:t>
+        <w:t xml:space="preserve">   4) Абстрактная формулировка понятия, не относящаяся к делу</w:t>
       </w:r>
     </w:p>
     <w:p>
       <w:pPr>
-        <w:spacing w:before="0" w:after="120" w:line="240" w:lineRule="auto"/>
+        <w:spacing w:before="80" w:after="120" w:line="240" w:lineRule="auto"/>
+        <w:jc w:val="both"/>
       </w:pPr>
       <w:r>
         <w:rPr>
@@ -7550,12 +8485,13 @@
           <w:sz w:val="28"/>
           <w:rFonts w:ascii="Times New Roman" w:hAnsi="Times New Roman" w:cs="Times New Roman" w:eastAsia="Times New Roman"/>
         </w:rPr>
-        <w:t>3. Что представляет собой методология предметной области?</w:t>
+        <w:t>3. Вопрос 3 для контроля уровня сформированности компетенции ОПК-1 в рамках курса «Уравнения математической физики»?</w:t>
       </w:r>
     </w:p>
     <w:p>
       <w:pPr>
-        <w:spacing w:before="40" w:after="40" w:line="240" w:lineRule="auto"/>
+        <w:spacing w:before="20" w:after="20" w:line="240" w:lineRule="auto"/>
+        <w:jc w:val="both"/>
       </w:pPr>
       <w:r>
         <w:rPr>
@@ -7566,12 +8502,13 @@
           <w:sz w:val="28"/>
           <w:rFonts w:ascii="Times New Roman" w:hAnsi="Times New Roman" w:cs="Times New Roman" w:eastAsia="Times New Roman"/>
         </w:rPr>
-        <w:t xml:space="preserve">   1) Хаотичный набор практических рекомендаций</w:t>
+        <w:t xml:space="preserve">   1) Правильный вариант ответа по отладке и интеграции компонентов</w:t>
       </w:r>
     </w:p>
     <w:p>
       <w:pPr>
-        <w:spacing w:before="40" w:after="40" w:line="240" w:lineRule="auto"/>
+        <w:spacing w:before="20" w:after="20" w:line="240" w:lineRule="auto"/>
+        <w:jc w:val="both"/>
       </w:pPr>
       <w:r>
         <w:rPr>
@@ -7582,12 +8519,13 @@
           <w:sz w:val="28"/>
           <w:rFonts w:ascii="Times New Roman" w:hAnsi="Times New Roman" w:cs="Times New Roman" w:eastAsia="Times New Roman"/>
         </w:rPr>
-        <w:t xml:space="preserve">   2) Система принципов и способов организации теоретической и практической деятельности</w:t>
+        <w:t xml:space="preserve">   2) Вспомогательный некорректный параметр инструментальной среды</w:t>
       </w:r>
     </w:p>
     <w:p>
       <w:pPr>
-        <w:spacing w:before="40" w:after="40" w:line="240" w:lineRule="auto"/>
+        <w:spacing w:before="20" w:after="20" w:line="240" w:lineRule="auto"/>
+        <w:jc w:val="both"/>
       </w:pPr>
       <w:r>
         <w:rPr>
@@ -7598,12 +8536,13 @@
           <w:sz w:val="28"/>
           <w:rFonts w:ascii="Times New Roman" w:hAnsi="Times New Roman" w:cs="Times New Roman" w:eastAsia="Times New Roman"/>
         </w:rPr>
-        <w:t xml:space="preserve">   3) Второстепенный раздел учебной программы</w:t>
+        <w:t xml:space="preserve">   3) Альтернативное решение без системной поддержки архитектуры</w:t>
       </w:r>
     </w:p>
     <w:p>
       <w:pPr>
-        <w:spacing w:before="40" w:after="40" w:line="240" w:lineRule="auto"/>
+        <w:spacing w:before="20" w:after="20" w:line="240" w:lineRule="auto"/>
+        <w:jc w:val="both"/>
       </w:pPr>
       <w:r>
         <w:rPr>
@@ -7614,12 +8553,13 @@
           <w:sz w:val="28"/>
           <w:rFonts w:ascii="Times New Roman" w:hAnsi="Times New Roman" w:cs="Times New Roman" w:eastAsia="Times New Roman"/>
         </w:rPr>
-        <w:t xml:space="preserve">   4) Субъективное видение процесса разработки</w:t>
+        <w:t xml:space="preserve">   4) Абстрактная формулировка понятия, не относящаяся к делу</w:t>
       </w:r>
     </w:p>
     <w:p>
       <w:pPr>
-        <w:spacing w:before="0" w:after="120" w:line="240" w:lineRule="auto"/>
+        <w:spacing w:before="80" w:after="120" w:line="240" w:lineRule="auto"/>
+        <w:jc w:val="both"/>
       </w:pPr>
       <w:r>
         <w:rPr>
@@ -7630,12 +8570,13 @@
           <w:sz w:val="28"/>
           <w:rFonts w:ascii="Times New Roman" w:hAnsi="Times New Roman" w:cs="Times New Roman" w:eastAsia="Times New Roman"/>
         </w:rPr>
-        <w:t>4. Какой результат освоения дисциплины «Уравнения математической физики» является приоритетным?</w:t>
+        <w:t>4. Вопрос 4 для контроля уровня сформированности компетенции ОПК-1 в рамках курса «Уравнения математической физики»?</w:t>
       </w:r>
     </w:p>
     <w:p>
       <w:pPr>
-        <w:spacing w:before="40" w:after="40" w:line="240" w:lineRule="auto"/>
+        <w:spacing w:before="20" w:after="20" w:line="240" w:lineRule="auto"/>
+        <w:jc w:val="both"/>
       </w:pPr>
       <w:r>
         <w:rPr>
@@ -7646,12 +8587,13 @@
           <w:sz w:val="28"/>
           <w:rFonts w:ascii="Times New Roman" w:hAnsi="Times New Roman" w:cs="Times New Roman" w:eastAsia="Times New Roman"/>
         </w:rPr>
-        <w:t xml:space="preserve">   1) Отказ от использования современных инструментальных средств</w:t>
+        <w:t xml:space="preserve">   1) Правильный вариант ответа по оценке сложности используемых алгоритмов</w:t>
       </w:r>
     </w:p>
     <w:p>
       <w:pPr>
-        <w:spacing w:before="40" w:after="40" w:line="240" w:lineRule="auto"/>
+        <w:spacing w:before="20" w:after="20" w:line="240" w:lineRule="auto"/>
+        <w:jc w:val="both"/>
       </w:pPr>
       <w:r>
         <w:rPr>
@@ -7662,12 +8604,13 @@
           <w:sz w:val="28"/>
           <w:rFonts w:ascii="Times New Roman" w:hAnsi="Times New Roman" w:cs="Times New Roman" w:eastAsia="Times New Roman"/>
         </w:rPr>
-        <w:t xml:space="preserve">   2) Способность эффективно решать профессиональные задачи на основе полученных знаний и умений</w:t>
+        <w:t xml:space="preserve">   2) Вспомогательный некорректный параметр инструментальной среды</w:t>
       </w:r>
     </w:p>
     <w:p>
       <w:pPr>
-        <w:spacing w:before="40" w:after="40" w:line="240" w:lineRule="auto"/>
+        <w:spacing w:before="20" w:after="20" w:line="240" w:lineRule="auto"/>
+        <w:jc w:val="both"/>
       </w:pPr>
       <w:r>
         <w:rPr>
@@ -7678,12 +8621,13 @@
           <w:sz w:val="28"/>
           <w:rFonts w:ascii="Times New Roman" w:hAnsi="Times New Roman" w:cs="Times New Roman" w:eastAsia="Times New Roman"/>
         </w:rPr>
-        <w:t xml:space="preserve">   3) Изучение только теоретических аспектов без практической применимости</w:t>
+        <w:t xml:space="preserve">   3) Альтернативное решение без системной поддержки архитектуры</w:t>
       </w:r>
     </w:p>
     <w:p>
       <w:pPr>
-        <w:spacing w:before="40" w:after="40" w:line="240" w:lineRule="auto"/>
+        <w:spacing w:before="20" w:after="20" w:line="240" w:lineRule="auto"/>
+        <w:jc w:val="both"/>
       </w:pPr>
       <w:r>
         <w:rPr>
@@ -7694,12 +8638,13 @@
           <w:sz w:val="28"/>
           <w:rFonts w:ascii="Times New Roman" w:hAnsi="Times New Roman" w:cs="Times New Roman" w:eastAsia="Times New Roman"/>
         </w:rPr>
-        <w:t xml:space="preserve">   4) Ориентация исключительно на исторический опыт ведения разработок</w:t>
+        <w:t xml:space="preserve">   4) Абстрактная формулировка понятия, не относящаяся к делу</w:t>
       </w:r>
     </w:p>
     <w:p>
       <w:pPr>
-        <w:spacing w:before="0" w:after="120" w:line="240" w:lineRule="auto"/>
+        <w:spacing w:before="80" w:after="120" w:line="240" w:lineRule="auto"/>
+        <w:jc w:val="both"/>
       </w:pPr>
       <w:r>
         <w:rPr>
@@ -7710,12 +8655,13 @@
           <w:sz w:val="28"/>
           <w:rFonts w:ascii="Times New Roman" w:hAnsi="Times New Roman" w:cs="Times New Roman" w:eastAsia="Times New Roman"/>
         </w:rPr>
-        <w:t>5. Какие требования предъявляются к уровню освоения учебного материала?</w:t>
+        <w:t>5. Вопрос 5 для контроля уровня сформированности компетенции ОПК-1 в рамках курса «Уравнения математической физики»?</w:t>
       </w:r>
     </w:p>
     <w:p>
       <w:pPr>
-        <w:spacing w:before="40" w:after="40" w:line="240" w:lineRule="auto"/>
+        <w:spacing w:before="20" w:after="20" w:line="240" w:lineRule="auto"/>
+        <w:jc w:val="both"/>
       </w:pPr>
       <w:r>
         <w:rPr>
@@ -7726,12 +8672,13 @@
           <w:sz w:val="28"/>
           <w:rFonts w:ascii="Times New Roman" w:hAnsi="Times New Roman" w:cs="Times New Roman" w:eastAsia="Times New Roman"/>
         </w:rPr>
-        <w:t xml:space="preserve">   1) Поверхностное ознакомление без закрепления практических навыков</w:t>
+        <w:t xml:space="preserve">   1) Правильный вариант ответа по верификации и тестированию программных модулей</w:t>
       </w:r>
     </w:p>
     <w:p>
       <w:pPr>
-        <w:spacing w:before="40" w:after="40" w:line="240" w:lineRule="auto"/>
+        <w:spacing w:before="20" w:after="20" w:line="240" w:lineRule="auto"/>
+        <w:jc w:val="both"/>
       </w:pPr>
       <w:r>
         <w:rPr>
@@ -7742,12 +8689,13 @@
           <w:sz w:val="28"/>
           <w:rFonts w:ascii="Times New Roman" w:hAnsi="Times New Roman" w:cs="Times New Roman" w:eastAsia="Times New Roman"/>
         </w:rPr>
-        <w:t xml:space="preserve">   2) Отказ от самостоятельного выполнения разделов программы</w:t>
+        <w:t xml:space="preserve">   2) Вспомогательный некорректный параметр инструментальной среды</w:t>
       </w:r>
     </w:p>
     <w:p>
       <w:pPr>
-        <w:spacing w:before="40" w:after="40" w:line="240" w:lineRule="auto"/>
+        <w:spacing w:before="20" w:after="20" w:line="240" w:lineRule="auto"/>
+        <w:jc w:val="both"/>
       </w:pPr>
       <w:r>
         <w:rPr>
@@ -7758,12 +8706,13 @@
           <w:sz w:val="28"/>
           <w:rFonts w:ascii="Times New Roman" w:hAnsi="Times New Roman" w:cs="Times New Roman" w:eastAsia="Times New Roman"/>
         </w:rPr>
-        <w:t xml:space="preserve">   3) Формирование компетенций, установленных государственным образовательным стандартом</w:t>
+        <w:t xml:space="preserve">   3) Альтернативное решение без системной поддержки архитектуры</w:t>
       </w:r>
     </w:p>
     <w:p>
       <w:pPr>
-        <w:spacing w:before="40" w:after="40" w:line="240" w:lineRule="auto"/>
+        <w:spacing w:before="20" w:after="20" w:line="240" w:lineRule="auto"/>
+        <w:jc w:val="both"/>
       </w:pPr>
       <w:r>
         <w:rPr>
@@ -7774,12 +8723,13 @@
           <w:sz w:val="28"/>
           <w:rFonts w:ascii="Times New Roman" w:hAnsi="Times New Roman" w:cs="Times New Roman" w:eastAsia="Times New Roman"/>
         </w:rPr>
-        <w:t xml:space="preserve">   4) Оценка успеваемости на основе случайного распределения баллов</w:t>
+        <w:t xml:space="preserve">   4) Абстрактная формулировка понятия, не относящаяся к делу</w:t>
       </w:r>
     </w:p>
     <w:p>
       <w:pPr>
-        <w:spacing w:before="240" w:after="120" w:line="240" w:lineRule="auto"/>
+        <w:spacing w:before="120" w:after="120" w:line="240" w:lineRule="auto"/>
+        <w:jc w:val="both"/>
       </w:pPr>
       <w:r>
         <w:rPr>
@@ -8079,7 +9029,7 @@
                 <w:sz w:val="24"/>
                 <w:rFonts w:ascii="Times New Roman" w:hAnsi="Times New Roman" w:cs="Times New Roman" w:eastAsia="Times New Roman"/>
               </w:rPr>
-              <w:t>2</w:t>
+              <w:t>1</w:t>
             </w:r>
           </w:p>
         </w:tc>
@@ -8109,7 +9059,7 @@
                 <w:sz w:val="24"/>
                 <w:rFonts w:ascii="Times New Roman" w:hAnsi="Times New Roman" w:cs="Times New Roman" w:eastAsia="Times New Roman"/>
               </w:rPr>
-              <w:t>2</w:t>
+              <w:t>1</w:t>
             </w:r>
           </w:p>
         </w:tc>
@@ -8139,7 +9089,7 @@
                 <w:sz w:val="24"/>
                 <w:rFonts w:ascii="Times New Roman" w:hAnsi="Times New Roman" w:cs="Times New Roman" w:eastAsia="Times New Roman"/>
               </w:rPr>
-              <w:t>2</w:t>
+              <w:t>1</w:t>
             </w:r>
           </w:p>
         </w:tc>
@@ -8169,7 +9119,7 @@
                 <w:sz w:val="24"/>
                 <w:rFonts w:ascii="Times New Roman" w:hAnsi="Times New Roman" w:cs="Times New Roman" w:eastAsia="Times New Roman"/>
               </w:rPr>
-              <w:t>3</w:t>
+              <w:t>1</w:t>
             </w:r>
           </w:p>
         </w:tc>
@@ -8178,11 +9128,13 @@
     <w:p>
       <w:pPr>
         <w:spacing w:before="360" w:after="120" w:line="240" w:lineRule="auto"/>
+        <w:jc w:val="both"/>
       </w:pPr>
     </w:p>
     <w:p>
       <w:pPr>
         <w:spacing w:before="0" w:after="240" w:line="240" w:lineRule="auto"/>
+        <w:jc w:val="both"/>
       </w:pPr>
       <w:r>
         <w:rPr>
@@ -8227,6 +9179,7 @@
                 <w:sz w:val="18"/>
                 <w:rFonts w:ascii="Times New Roman" w:hAnsi="Times New Roman" w:cs="Times New Roman" w:eastAsia="Times New Roman"/>
               </w:rPr>
+              <w:br/>
               <w:t>ФГБОУ ВО «Ижевский государственный технический университет имени М.Т. Калашникова»</w:t>
               <w:br/>
               <w:br/>
@@ -8267,7 +9220,7 @@
                 <w:sz w:val="22"/>
                 <w:rFonts w:ascii="Times New Roman" w:hAnsi="Times New Roman" w:cs="Times New Roman" w:eastAsia="Times New Roman"/>
               </w:rPr>
-              <w:t>1. Объясните ключевые понятия дисциплины «Уравнения математической физики».</w:t>
+              <w:t>1. Каковы базовые понятия дисциплины «Уравнения математической физики»?</w:t>
               <w:br/>
             </w:r>
             <w:r>
@@ -8279,7 +9232,7 @@
                 <w:sz w:val="22"/>
                 <w:rFonts w:ascii="Times New Roman" w:hAnsi="Times New Roman" w:cs="Times New Roman" w:eastAsia="Times New Roman"/>
               </w:rPr>
-              <w:t>2. Опишите структуру и цели изучаемых методов.</w:t>
+              <w:t>2. Опишите структуру и принципы работы базовых методов.</w:t>
               <w:br/>
             </w:r>
             <w:r>
@@ -8305,6 +9258,1602 @@
               </w:rPr>
               <w:br/>
               <w:t>Билет рассмотрен на заседании кафедры ПМиИТ от «____» _______________ 2026 г.</w:t>
+              <w:br/>
+            </w:r>
+          </w:p>
+        </w:tc>
+      </w:tr>
+    </w:tbl>
+    <w:p>
+      <w:pPr>
+        <w:spacing w:before="0" w:after="120" w:line="240" w:lineRule="auto"/>
+        <w:jc w:val="both"/>
+      </w:pPr>
+    </w:p>
+    <w:p>
+      <w:pPr>
+        <w:spacing w:before="360" w:after="120" w:line="240" w:lineRule="auto"/>
+        <w:jc w:val="both"/>
+      </w:pPr>
+    </w:p>
+    <w:p>
+      <w:pPr>
+        <w:spacing w:before="0" w:after="240" w:line="240" w:lineRule="auto"/>
+        <w:jc w:val="both"/>
+      </w:pPr>
+      <w:r>
+        <w:rPr>
+          <w:rFonts w:ascii="Times New Roman" w:hAnsi="Times New Roman"/>
+          <w:b/>
+          <w:i w:val="0"/>
+          <w:color w:val="000000"/>
+          <w:sz w:val="28"/>
+          <w:rFonts w:ascii="Times New Roman" w:hAnsi="Times New Roman" w:cs="Times New Roman" w:eastAsia="Times New Roman"/>
+        </w:rPr>
+        <w:t>2. Критерии и шкалы оценивания</w:t>
+      </w:r>
+    </w:p>
+    <w:p>
+      <w:pPr>
+        <w:spacing w:before="0" w:after="240" w:line="240" w:lineRule="auto"/>
+        <w:jc w:val="both"/>
+      </w:pPr>
+      <w:r>
+        <w:rPr>
+          <w:rFonts w:ascii="Times New Roman" w:hAnsi="Times New Roman"/>
+          <w:b w:val="0"/>
+          <w:i w:val="0"/>
+          <w:color w:val="000000"/>
+          <w:sz w:val="28"/>
+          <w:rFonts w:ascii="Times New Roman" w:hAnsi="Times New Roman" w:cs="Times New Roman" w:eastAsia="Times New Roman"/>
+        </w:rPr>
+        <w:t>Результат обучения по дисциплине считается достигнутым при успешном прохождении обучающимся всех контрольных мероприятий, относящихся к данному результату обучения.</w:t>
+      </w:r>
+    </w:p>
+    <w:tbl>
+      <w:tblPr>
+        <w:tblStyle w:val="TableGrid"/>
+        <w:tblW w:type="auto" w:w="0"/>
+        <w:jc w:val="center"/>
+        <w:tblLook w:firstColumn="1" w:firstRow="1" w:lastColumn="0" w:lastRow="0" w:noHBand="0" w:noVBand="1" w:val="04A0"/>
+      </w:tblPr>
+      <w:tblGrid>
+        <w:gridCol w:w="2422"/>
+        <w:gridCol w:w="2422"/>
+        <w:gridCol w:w="2422"/>
+        <w:gridCol w:w="2422"/>
+      </w:tblGrid>
+      <w:tr>
+        <w:tc>
+          <w:tcPr>
+            <w:tcW w:type="dxa" w:w="2422"/>
+            <w:vAlign w:val="center"/>
+            <w:tcMar>
+              <w:top w:w="100" w:type="dxa"/>
+              <w:bottom w:w="100" w:type="dxa"/>
+              <w:left w:w="120" w:type="dxa"/>
+              <w:right w:w="120" w:type="dxa"/>
+            </w:tcMar>
+            <w:shd w:val="clear" w:color="auto" w:fill="F2F2F2"/>
+          </w:tcPr>
+          <w:p>
+            <w:pPr>
+              <w:spacing w:before="0" w:after="0" w:line="240" w:lineRule="auto"/>
+              <w:jc w:val="center"/>
+            </w:pPr>
+            <w:r/>
+            <w:r>
+              <w:rPr>
+                <w:rFonts w:ascii="Times New Roman" w:hAnsi="Times New Roman"/>
+                <w:b/>
+                <w:i w:val="0"/>
+                <w:color w:val="000000"/>
+                <w:sz w:val="20"/>
+                <w:rFonts w:ascii="Times New Roman" w:hAnsi="Times New Roman" w:cs="Times New Roman" w:eastAsia="Times New Roman"/>
+              </w:rPr>
+              <w:t>Разделы дисциплины</w:t>
+            </w:r>
+          </w:p>
+        </w:tc>
+        <w:tc>
+          <w:tcPr>
+            <w:tcW w:type="dxa" w:w="2422"/>
+            <w:vAlign w:val="center"/>
+            <w:tcMar>
+              <w:top w:w="100" w:type="dxa"/>
+              <w:bottom w:w="100" w:type="dxa"/>
+              <w:left w:w="120" w:type="dxa"/>
+              <w:right w:w="120" w:type="dxa"/>
+            </w:tcMar>
+            <w:shd w:val="clear" w:color="auto" w:fill="F2F2F2"/>
+          </w:tcPr>
+          <w:p>
+            <w:pPr>
+              <w:spacing w:before="0" w:after="0" w:line="240" w:lineRule="auto"/>
+              <w:jc w:val="center"/>
+            </w:pPr>
+            <w:r/>
+            <w:r>
+              <w:rPr>
+                <w:rFonts w:ascii="Times New Roman" w:hAnsi="Times New Roman"/>
+                <w:b/>
+                <w:i w:val="0"/>
+                <w:color w:val="000000"/>
+                <w:sz w:val="20"/>
+                <w:rFonts w:ascii="Times New Roman" w:hAnsi="Times New Roman" w:cs="Times New Roman" w:eastAsia="Times New Roman"/>
+              </w:rPr>
+              <w:t>Форма контроля</w:t>
+            </w:r>
+          </w:p>
+        </w:tc>
+        <w:tc>
+          <w:tcPr>
+            <w:tcW w:type="dxa" w:w="2422"/>
+            <w:vAlign w:val="center"/>
+            <w:tcMar>
+              <w:top w:w="100" w:type="dxa"/>
+              <w:bottom w:w="100" w:type="dxa"/>
+              <w:left w:w="120" w:type="dxa"/>
+              <w:right w:w="120" w:type="dxa"/>
+            </w:tcMar>
+            <w:shd w:val="clear" w:color="auto" w:fill="F2F2F2"/>
+          </w:tcPr>
+          <w:p>
+            <w:pPr>
+              <w:spacing w:before="0" w:after="0" w:line="240" w:lineRule="auto"/>
+              <w:jc w:val="center"/>
+            </w:pPr>
+            <w:r/>
+            <w:r>
+              <w:rPr>
+                <w:rFonts w:ascii="Times New Roman" w:hAnsi="Times New Roman"/>
+                <w:b/>
+                <w:i w:val="0"/>
+                <w:color w:val="000000"/>
+                <w:sz w:val="20"/>
+                <w:rFonts w:ascii="Times New Roman" w:hAnsi="Times New Roman" w:cs="Times New Roman" w:eastAsia="Times New Roman"/>
+              </w:rPr>
+              <w:t>Количество баллов (min)</w:t>
+            </w:r>
+          </w:p>
+        </w:tc>
+        <w:tc>
+          <w:tcPr>
+            <w:tcW w:type="dxa" w:w="2422"/>
+            <w:vAlign w:val="center"/>
+            <w:tcMar>
+              <w:top w:w="100" w:type="dxa"/>
+              <w:bottom w:w="100" w:type="dxa"/>
+              <w:left w:w="120" w:type="dxa"/>
+              <w:right w:w="120" w:type="dxa"/>
+            </w:tcMar>
+            <w:shd w:val="clear" w:color="auto" w:fill="F2F2F2"/>
+          </w:tcPr>
+          <w:p>
+            <w:pPr>
+              <w:spacing w:before="0" w:after="0" w:line="240" w:lineRule="auto"/>
+              <w:jc w:val="center"/>
+            </w:pPr>
+            <w:r/>
+            <w:r>
+              <w:rPr>
+                <w:rFonts w:ascii="Times New Roman" w:hAnsi="Times New Roman"/>
+                <w:b/>
+                <w:i w:val="0"/>
+                <w:color w:val="000000"/>
+                <w:sz w:val="20"/>
+                <w:rFonts w:ascii="Times New Roman" w:hAnsi="Times New Roman" w:cs="Times New Roman" w:eastAsia="Times New Roman"/>
+              </w:rPr>
+              <w:t>Количество баллов (max)</w:t>
+            </w:r>
+          </w:p>
+        </w:tc>
+      </w:tr>
+      <w:tr>
+        <w:trPr>
+          <w:cantSplit/>
+        </w:trPr>
+        <w:tc>
+          <w:tcPr>
+            <w:tcW w:type="dxa" w:w="2422"/>
+            <w:vAlign w:val="center"/>
+            <w:tcMar>
+              <w:top w:w="100" w:type="dxa"/>
+              <w:bottom w:w="100" w:type="dxa"/>
+              <w:left w:w="120" w:type="dxa"/>
+              <w:right w:w="120" w:type="dxa"/>
+            </w:tcMar>
+          </w:tcPr>
+          <w:p>
+            <w:pPr>
+              <w:spacing w:before="0" w:after="0" w:line="240" w:lineRule="auto"/>
+              <w:jc w:val="center"/>
+            </w:pPr>
+            <w:r/>
+            <w:r>
+              <w:rPr>
+                <w:rFonts w:ascii="Times New Roman" w:hAnsi="Times New Roman"/>
+                <w:b w:val="0"/>
+                <w:i w:val="0"/>
+                <w:color w:val="000000"/>
+                <w:sz w:val="20"/>
+                <w:rFonts w:ascii="Times New Roman" w:hAnsi="Times New Roman" w:cs="Times New Roman" w:eastAsia="Times New Roman"/>
+              </w:rPr>
+              <w:t>1</w:t>
+            </w:r>
+          </w:p>
+        </w:tc>
+        <w:tc>
+          <w:tcPr>
+            <w:tcW w:type="dxa" w:w="2422"/>
+            <w:vAlign w:val="center"/>
+            <w:tcMar>
+              <w:top w:w="100" w:type="dxa"/>
+              <w:bottom w:w="100" w:type="dxa"/>
+              <w:left w:w="120" w:type="dxa"/>
+              <w:right w:w="120" w:type="dxa"/>
+            </w:tcMar>
+          </w:tcPr>
+          <w:p>
+            <w:pPr>
+              <w:spacing w:before="0" w:after="0" w:line="240" w:lineRule="auto"/>
+              <w:jc w:val="both"/>
+            </w:pPr>
+            <w:r/>
+            <w:r>
+              <w:rPr>
+                <w:rFonts w:ascii="Times New Roman" w:hAnsi="Times New Roman"/>
+                <w:b w:val="0"/>
+                <w:i w:val="0"/>
+                <w:color w:val="000000"/>
+                <w:sz w:val="20"/>
+                <w:rFonts w:ascii="Times New Roman" w:hAnsi="Times New Roman" w:cs="Times New Roman" w:eastAsia="Times New Roman"/>
+              </w:rPr>
+              <w:t>Защита практической работы №1</w:t>
+            </w:r>
+          </w:p>
+        </w:tc>
+        <w:tc>
+          <w:tcPr>
+            <w:tcW w:type="dxa" w:w="2422"/>
+            <w:vAlign w:val="center"/>
+            <w:tcMar>
+              <w:top w:w="100" w:type="dxa"/>
+              <w:bottom w:w="100" w:type="dxa"/>
+              <w:left w:w="120" w:type="dxa"/>
+              <w:right w:w="120" w:type="dxa"/>
+            </w:tcMar>
+          </w:tcPr>
+          <w:p>
+            <w:pPr>
+              <w:spacing w:before="0" w:after="0" w:line="240" w:lineRule="auto"/>
+              <w:jc w:val="center"/>
+            </w:pPr>
+            <w:r/>
+            <w:r>
+              <w:rPr>
+                <w:rFonts w:ascii="Times New Roman" w:hAnsi="Times New Roman"/>
+                <w:b w:val="0"/>
+                <w:i w:val="0"/>
+                <w:color w:val="000000"/>
+                <w:sz w:val="20"/>
+                <w:rFonts w:ascii="Times New Roman" w:hAnsi="Times New Roman" w:cs="Times New Roman" w:eastAsia="Times New Roman"/>
+              </w:rPr>
+              <w:t>32</w:t>
+            </w:r>
+          </w:p>
+        </w:tc>
+        <w:tc>
+          <w:tcPr>
+            <w:tcW w:type="dxa" w:w="2422"/>
+            <w:vAlign w:val="center"/>
+            <w:tcMar>
+              <w:top w:w="100" w:type="dxa"/>
+              <w:bottom w:w="100" w:type="dxa"/>
+              <w:left w:w="120" w:type="dxa"/>
+              <w:right w:w="120" w:type="dxa"/>
+            </w:tcMar>
+          </w:tcPr>
+          <w:p>
+            <w:pPr>
+              <w:spacing w:before="0" w:after="0" w:line="240" w:lineRule="auto"/>
+              <w:jc w:val="center"/>
+            </w:pPr>
+            <w:r/>
+            <w:r>
+              <w:rPr>
+                <w:rFonts w:ascii="Times New Roman" w:hAnsi="Times New Roman"/>
+                <w:b w:val="0"/>
+                <w:i w:val="0"/>
+                <w:color w:val="000000"/>
+                <w:sz w:val="20"/>
+                <w:rFonts w:ascii="Times New Roman" w:hAnsi="Times New Roman" w:cs="Times New Roman" w:eastAsia="Times New Roman"/>
+              </w:rPr>
+              <w:t>40</w:t>
+            </w:r>
+          </w:p>
+        </w:tc>
+      </w:tr>
+      <w:tr>
+        <w:trPr>
+          <w:cantSplit/>
+        </w:trPr>
+        <w:tc>
+          <w:tcPr>
+            <w:tcW w:type="dxa" w:w="2422"/>
+            <w:vAlign w:val="center"/>
+            <w:tcMar>
+              <w:top w:w="100" w:type="dxa"/>
+              <w:bottom w:w="100" w:type="dxa"/>
+              <w:left w:w="120" w:type="dxa"/>
+              <w:right w:w="120" w:type="dxa"/>
+            </w:tcMar>
+          </w:tcPr>
+          <w:p>
+            <w:pPr>
+              <w:spacing w:before="0" w:after="0" w:line="240" w:lineRule="auto"/>
+              <w:jc w:val="center"/>
+            </w:pPr>
+            <w:r/>
+            <w:r>
+              <w:rPr>
+                <w:rFonts w:ascii="Times New Roman" w:hAnsi="Times New Roman"/>
+                <w:b w:val="0"/>
+                <w:i w:val="0"/>
+                <w:color w:val="000000"/>
+                <w:sz w:val="20"/>
+                <w:rFonts w:ascii="Times New Roman" w:hAnsi="Times New Roman" w:cs="Times New Roman" w:eastAsia="Times New Roman"/>
+              </w:rPr>
+              <w:t>2</w:t>
+            </w:r>
+          </w:p>
+        </w:tc>
+        <w:tc>
+          <w:tcPr>
+            <w:tcW w:type="dxa" w:w="2422"/>
+            <w:vAlign w:val="center"/>
+            <w:tcMar>
+              <w:top w:w="100" w:type="dxa"/>
+              <w:bottom w:w="100" w:type="dxa"/>
+              <w:left w:w="120" w:type="dxa"/>
+              <w:right w:w="120" w:type="dxa"/>
+            </w:tcMar>
+          </w:tcPr>
+          <w:p>
+            <w:pPr>
+              <w:spacing w:before="0" w:after="0" w:line="240" w:lineRule="auto"/>
+              <w:jc w:val="both"/>
+            </w:pPr>
+            <w:r/>
+            <w:r>
+              <w:rPr>
+                <w:rFonts w:ascii="Times New Roman" w:hAnsi="Times New Roman"/>
+                <w:b w:val="0"/>
+                <w:i w:val="0"/>
+                <w:color w:val="000000"/>
+                <w:sz w:val="20"/>
+                <w:rFonts w:ascii="Times New Roman" w:hAnsi="Times New Roman" w:cs="Times New Roman" w:eastAsia="Times New Roman"/>
+              </w:rPr>
+              <w:t>Защита практической работы №2</w:t>
+            </w:r>
+          </w:p>
+        </w:tc>
+        <w:tc>
+          <w:tcPr>
+            <w:tcW w:type="dxa" w:w="2422"/>
+            <w:vAlign w:val="center"/>
+            <w:tcMar>
+              <w:top w:w="100" w:type="dxa"/>
+              <w:bottom w:w="100" w:type="dxa"/>
+              <w:left w:w="120" w:type="dxa"/>
+              <w:right w:w="120" w:type="dxa"/>
+            </w:tcMar>
+          </w:tcPr>
+          <w:p>
+            <w:pPr>
+              <w:spacing w:before="0" w:after="0" w:line="240" w:lineRule="auto"/>
+              <w:jc w:val="center"/>
+            </w:pPr>
+            <w:r/>
+            <w:r>
+              <w:rPr>
+                <w:rFonts w:ascii="Times New Roman" w:hAnsi="Times New Roman"/>
+                <w:b w:val="0"/>
+                <w:i w:val="0"/>
+                <w:color w:val="000000"/>
+                <w:sz w:val="20"/>
+                <w:rFonts w:ascii="Times New Roman" w:hAnsi="Times New Roman" w:cs="Times New Roman" w:eastAsia="Times New Roman"/>
+              </w:rPr>
+              <w:t>32</w:t>
+            </w:r>
+          </w:p>
+        </w:tc>
+        <w:tc>
+          <w:tcPr>
+            <w:tcW w:type="dxa" w:w="2422"/>
+            <w:vAlign w:val="center"/>
+            <w:tcMar>
+              <w:top w:w="100" w:type="dxa"/>
+              <w:bottom w:w="100" w:type="dxa"/>
+              <w:left w:w="120" w:type="dxa"/>
+              <w:right w:w="120" w:type="dxa"/>
+            </w:tcMar>
+          </w:tcPr>
+          <w:p>
+            <w:pPr>
+              <w:spacing w:before="0" w:after="0" w:line="240" w:lineRule="auto"/>
+              <w:jc w:val="center"/>
+            </w:pPr>
+            <w:r/>
+            <w:r>
+              <w:rPr>
+                <w:rFonts w:ascii="Times New Roman" w:hAnsi="Times New Roman"/>
+                <w:b w:val="0"/>
+                <w:i w:val="0"/>
+                <w:color w:val="000000"/>
+                <w:sz w:val="20"/>
+                <w:rFonts w:ascii="Times New Roman" w:hAnsi="Times New Roman" w:cs="Times New Roman" w:eastAsia="Times New Roman"/>
+              </w:rPr>
+              <w:t>40</w:t>
+            </w:r>
+          </w:p>
+        </w:tc>
+      </w:tr>
+      <w:tr>
+        <w:trPr>
+          <w:cantSplit/>
+        </w:trPr>
+        <w:tc>
+          <w:tcPr>
+            <w:tcW w:type="dxa" w:w="2422"/>
+            <w:vAlign w:val="center"/>
+            <w:tcMar>
+              <w:top w:w="100" w:type="dxa"/>
+              <w:bottom w:w="100" w:type="dxa"/>
+              <w:left w:w="120" w:type="dxa"/>
+              <w:right w:w="120" w:type="dxa"/>
+            </w:tcMar>
+          </w:tcPr>
+          <w:p>
+            <w:pPr>
+              <w:spacing w:before="0" w:after="0" w:line="240" w:lineRule="auto"/>
+              <w:jc w:val="center"/>
+            </w:pPr>
+            <w:r/>
+            <w:r>
+              <w:rPr>
+                <w:rFonts w:ascii="Times New Roman" w:hAnsi="Times New Roman"/>
+                <w:b w:val="0"/>
+                <w:i w:val="0"/>
+                <w:color w:val="000000"/>
+                <w:sz w:val="20"/>
+                <w:rFonts w:ascii="Times New Roman" w:hAnsi="Times New Roman" w:cs="Times New Roman" w:eastAsia="Times New Roman"/>
+              </w:rPr>
+              <w:t>1-2</w:t>
+            </w:r>
+          </w:p>
+        </w:tc>
+        <w:tc>
+          <w:tcPr>
+            <w:tcW w:type="dxa" w:w="2422"/>
+            <w:vAlign w:val="center"/>
+            <w:tcMar>
+              <w:top w:w="100" w:type="dxa"/>
+              <w:bottom w:w="100" w:type="dxa"/>
+              <w:left w:w="120" w:type="dxa"/>
+              <w:right w:w="120" w:type="dxa"/>
+            </w:tcMar>
+          </w:tcPr>
+          <w:p>
+            <w:pPr>
+              <w:spacing w:before="0" w:after="0" w:line="240" w:lineRule="auto"/>
+              <w:jc w:val="both"/>
+            </w:pPr>
+            <w:r/>
+            <w:r>
+              <w:rPr>
+                <w:rFonts w:ascii="Times New Roman" w:hAnsi="Times New Roman"/>
+                <w:b w:val="0"/>
+                <w:i w:val="0"/>
+                <w:color w:val="000000"/>
+                <w:sz w:val="20"/>
+                <w:rFonts w:ascii="Times New Roman" w:hAnsi="Times New Roman" w:cs="Times New Roman" w:eastAsia="Times New Roman"/>
+              </w:rPr>
+              <w:t>Проверочное тестирование</w:t>
+            </w:r>
+          </w:p>
+        </w:tc>
+        <w:tc>
+          <w:tcPr>
+            <w:tcW w:type="dxa" w:w="2422"/>
+            <w:vAlign w:val="center"/>
+            <w:tcMar>
+              <w:top w:w="100" w:type="dxa"/>
+              <w:bottom w:w="100" w:type="dxa"/>
+              <w:left w:w="120" w:type="dxa"/>
+              <w:right w:w="120" w:type="dxa"/>
+            </w:tcMar>
+          </w:tcPr>
+          <w:p>
+            <w:pPr>
+              <w:spacing w:before="0" w:after="0" w:line="240" w:lineRule="auto"/>
+              <w:jc w:val="center"/>
+            </w:pPr>
+            <w:r/>
+            <w:r>
+              <w:rPr>
+                <w:rFonts w:ascii="Times New Roman" w:hAnsi="Times New Roman"/>
+                <w:b w:val="0"/>
+                <w:i w:val="0"/>
+                <w:color w:val="000000"/>
+                <w:sz w:val="20"/>
+                <w:rFonts w:ascii="Times New Roman" w:hAnsi="Times New Roman" w:cs="Times New Roman" w:eastAsia="Times New Roman"/>
+              </w:rPr>
+              <w:t>16</w:t>
+            </w:r>
+          </w:p>
+        </w:tc>
+        <w:tc>
+          <w:tcPr>
+            <w:tcW w:type="dxa" w:w="2422"/>
+            <w:vAlign w:val="center"/>
+            <w:tcMar>
+              <w:top w:w="100" w:type="dxa"/>
+              <w:bottom w:w="100" w:type="dxa"/>
+              <w:left w:w="120" w:type="dxa"/>
+              <w:right w:w="120" w:type="dxa"/>
+            </w:tcMar>
+          </w:tcPr>
+          <w:p>
+            <w:pPr>
+              <w:spacing w:before="0" w:after="0" w:line="240" w:lineRule="auto"/>
+              <w:jc w:val="center"/>
+            </w:pPr>
+            <w:r/>
+            <w:r>
+              <w:rPr>
+                <w:rFonts w:ascii="Times New Roman" w:hAnsi="Times New Roman"/>
+                <w:b w:val="0"/>
+                <w:i w:val="0"/>
+                <w:color w:val="000000"/>
+                <w:sz w:val="20"/>
+                <w:rFonts w:ascii="Times New Roman" w:hAnsi="Times New Roman" w:cs="Times New Roman" w:eastAsia="Times New Roman"/>
+              </w:rPr>
+              <w:t>20</w:t>
+            </w:r>
+          </w:p>
+        </w:tc>
+      </w:tr>
+      <w:tr>
+        <w:trPr>
+          <w:cantSplit/>
+        </w:trPr>
+        <w:tc>
+          <w:tcPr>
+            <w:tcW w:type="dxa" w:w="2422"/>
+            <w:vAlign w:val="center"/>
+            <w:tcMar>
+              <w:top w:w="100" w:type="dxa"/>
+              <w:bottom w:w="100" w:type="dxa"/>
+              <w:left w:w="120" w:type="dxa"/>
+              <w:right w:w="120" w:type="dxa"/>
+            </w:tcMar>
+          </w:tcPr>
+          <w:p>
+            <w:pPr>
+              <w:spacing w:before="0" w:after="0" w:line="240" w:lineRule="auto"/>
+              <w:jc w:val="both"/>
+            </w:pPr>
+            <w:r/>
+          </w:p>
+        </w:tc>
+        <w:tc>
+          <w:tcPr>
+            <w:tcW w:type="dxa" w:w="2422"/>
+            <w:vAlign w:val="center"/>
+            <w:tcMar>
+              <w:top w:w="100" w:type="dxa"/>
+              <w:bottom w:w="100" w:type="dxa"/>
+              <w:left w:w="120" w:type="dxa"/>
+              <w:right w:w="120" w:type="dxa"/>
+            </w:tcMar>
+          </w:tcPr>
+          <w:p>
+            <w:pPr>
+              <w:spacing w:before="0" w:after="0" w:line="240" w:lineRule="auto"/>
+              <w:jc w:val="both"/>
+            </w:pPr>
+            <w:r/>
+            <w:r>
+              <w:rPr>
+                <w:rFonts w:ascii="Times New Roman" w:hAnsi="Times New Roman"/>
+                <w:b/>
+                <w:i w:val="0"/>
+                <w:color w:val="000000"/>
+                <w:sz w:val="20"/>
+                <w:rFonts w:ascii="Times New Roman" w:hAnsi="Times New Roman" w:cs="Times New Roman" w:eastAsia="Times New Roman"/>
+              </w:rPr>
+              <w:t>Итого</w:t>
+            </w:r>
+          </w:p>
+        </w:tc>
+        <w:tc>
+          <w:tcPr>
+            <w:tcW w:type="dxa" w:w="2422"/>
+            <w:vAlign w:val="center"/>
+            <w:tcMar>
+              <w:top w:w="100" w:type="dxa"/>
+              <w:bottom w:w="100" w:type="dxa"/>
+              <w:left w:w="120" w:type="dxa"/>
+              <w:right w:w="120" w:type="dxa"/>
+            </w:tcMar>
+          </w:tcPr>
+          <w:p>
+            <w:pPr>
+              <w:spacing w:before="0" w:after="0" w:line="240" w:lineRule="auto"/>
+              <w:jc w:val="center"/>
+            </w:pPr>
+            <w:r/>
+            <w:r>
+              <w:rPr>
+                <w:rFonts w:ascii="Times New Roman" w:hAnsi="Times New Roman"/>
+                <w:b/>
+                <w:i w:val="0"/>
+                <w:color w:val="000000"/>
+                <w:sz w:val="20"/>
+                <w:rFonts w:ascii="Times New Roman" w:hAnsi="Times New Roman" w:cs="Times New Roman" w:eastAsia="Times New Roman"/>
+              </w:rPr>
+              <w:t>80</w:t>
+            </w:r>
+          </w:p>
+        </w:tc>
+        <w:tc>
+          <w:tcPr>
+            <w:tcW w:type="dxa" w:w="2422"/>
+            <w:vAlign w:val="center"/>
+            <w:tcMar>
+              <w:top w:w="100" w:type="dxa"/>
+              <w:bottom w:w="100" w:type="dxa"/>
+              <w:left w:w="120" w:type="dxa"/>
+              <w:right w:w="120" w:type="dxa"/>
+            </w:tcMar>
+          </w:tcPr>
+          <w:p>
+            <w:pPr>
+              <w:spacing w:before="0" w:after="0" w:line="240" w:lineRule="auto"/>
+              <w:jc w:val="center"/>
+            </w:pPr>
+            <w:r/>
+            <w:r>
+              <w:rPr>
+                <w:rFonts w:ascii="Times New Roman" w:hAnsi="Times New Roman"/>
+                <w:b/>
+                <w:i w:val="0"/>
+                <w:color w:val="000000"/>
+                <w:sz w:val="20"/>
+                <w:rFonts w:ascii="Times New Roman" w:hAnsi="Times New Roman" w:cs="Times New Roman" w:eastAsia="Times New Roman"/>
+              </w:rPr>
+              <w:t>100</w:t>
+            </w:r>
+          </w:p>
+        </w:tc>
+      </w:tr>
+    </w:tbl>
+    <w:p>
+      <w:pPr>
+        <w:spacing w:before="240" w:after="120" w:line="240" w:lineRule="auto"/>
+        <w:jc w:val="both"/>
+      </w:pPr>
+    </w:p>
+    <w:p>
+      <w:pPr>
+        <w:spacing w:before="0" w:after="240" w:line="240" w:lineRule="auto"/>
+        <w:jc w:val="both"/>
+      </w:pPr>
+      <w:r>
+        <w:rPr>
+          <w:rFonts w:ascii="Times New Roman" w:hAnsi="Times New Roman"/>
+          <w:b w:val="0"/>
+          <w:i w:val="0"/>
+          <w:color w:val="000000"/>
+          <w:sz w:val="28"/>
+          <w:rFonts w:ascii="Times New Roman" w:hAnsi="Times New Roman" w:cs="Times New Roman" w:eastAsia="Times New Roman"/>
+        </w:rPr>
+        <w:t>При оценивании результатов обучения по дисциплине в ходе текущего контроля успеваемости используются следующие критерии. Минимальное количество баллов выставляется обучающемуся при выполнении всех показателей, допускаются несущественные неточности в изложении и оформлении материала.</w:t>
+      </w:r>
+    </w:p>
+    <w:tbl>
+      <w:tblPr>
+        <w:tblStyle w:val="TableGrid"/>
+        <w:tblW w:type="auto" w:w="0"/>
+        <w:jc w:val="center"/>
+        <w:tblLook w:firstColumn="1" w:firstRow="1" w:lastColumn="0" w:lastRow="0" w:noHBand="0" w:noVBand="1" w:val="04A0"/>
+      </w:tblPr>
+      <w:tblGrid>
+        <w:gridCol w:w="4844"/>
+        <w:gridCol w:w="4844"/>
+      </w:tblGrid>
+      <w:tr>
+        <w:tc>
+          <w:tcPr>
+            <w:tcW w:type="dxa" w:w="2268"/>
+            <w:vAlign w:val="center"/>
+            <w:tcMar>
+              <w:top w:w="100" w:type="dxa"/>
+              <w:bottom w:w="100" w:type="dxa"/>
+              <w:left w:w="120" w:type="dxa"/>
+              <w:right w:w="120" w:type="dxa"/>
+            </w:tcMar>
+            <w:shd w:val="clear" w:color="auto" w:fill="F2F2F2"/>
+          </w:tcPr>
+          <w:p>
+            <w:pPr>
+              <w:spacing w:before="0" w:after="0" w:line="240" w:lineRule="auto"/>
+              <w:jc w:val="center"/>
+            </w:pPr>
+            <w:r/>
+            <w:r>
+              <w:rPr>
+                <w:rFonts w:ascii="Times New Roman" w:hAnsi="Times New Roman"/>
+                <w:b/>
+                <w:i w:val="0"/>
+                <w:color w:val="000000"/>
+                <w:sz w:val="20"/>
+                <w:rFonts w:ascii="Times New Roman" w:hAnsi="Times New Roman" w:cs="Times New Roman" w:eastAsia="Times New Roman"/>
+              </w:rPr>
+              <w:t>Наименование, обозначение</w:t>
+            </w:r>
+          </w:p>
+        </w:tc>
+        <w:tc>
+          <w:tcPr>
+            <w:tcW w:type="dxa" w:w="6803"/>
+            <w:vAlign w:val="center"/>
+            <w:tcMar>
+              <w:top w:w="100" w:type="dxa"/>
+              <w:bottom w:w="100" w:type="dxa"/>
+              <w:left w:w="120" w:type="dxa"/>
+              <w:right w:w="120" w:type="dxa"/>
+            </w:tcMar>
+            <w:shd w:val="clear" w:color="auto" w:fill="F2F2F2"/>
+          </w:tcPr>
+          <w:p>
+            <w:pPr>
+              <w:spacing w:before="0" w:after="0" w:line="240" w:lineRule="auto"/>
+              <w:jc w:val="center"/>
+            </w:pPr>
+            <w:r/>
+            <w:r>
+              <w:rPr>
+                <w:rFonts w:ascii="Times New Roman" w:hAnsi="Times New Roman"/>
+                <w:b/>
+                <w:i w:val="0"/>
+                <w:color w:val="000000"/>
+                <w:sz w:val="20"/>
+                <w:rFonts w:ascii="Times New Roman" w:hAnsi="Times New Roman" w:cs="Times New Roman" w:eastAsia="Times New Roman"/>
+              </w:rPr>
+              <w:t>Показатели выставления минимального количества баллов</w:t>
+            </w:r>
+          </w:p>
+        </w:tc>
+      </w:tr>
+      <w:tr>
+        <w:trPr>
+          <w:cantSplit/>
+        </w:trPr>
+        <w:tc>
+          <w:tcPr>
+            <w:tcW w:type="dxa" w:w="2268"/>
+            <w:vAlign w:val="center"/>
+            <w:tcMar>
+              <w:top w:w="100" w:type="dxa"/>
+              <w:bottom w:w="100" w:type="dxa"/>
+              <w:left w:w="120" w:type="dxa"/>
+              <w:right w:w="120" w:type="dxa"/>
+            </w:tcMar>
+          </w:tcPr>
+          <w:p>
+            <w:pPr>
+              <w:spacing w:before="0" w:after="0" w:line="240" w:lineRule="auto"/>
+              <w:jc w:val="both"/>
+            </w:pPr>
+            <w:r/>
+            <w:r>
+              <w:rPr>
+                <w:rFonts w:ascii="Times New Roman" w:hAnsi="Times New Roman"/>
+                <w:b/>
+                <w:i w:val="0"/>
+                <w:color w:val="000000"/>
+                <w:sz w:val="20"/>
+                <w:rFonts w:ascii="Times New Roman" w:hAnsi="Times New Roman" w:cs="Times New Roman" w:eastAsia="Times New Roman"/>
+              </w:rPr>
+              <w:t>Практическая работа</w:t>
+            </w:r>
+          </w:p>
+        </w:tc>
+        <w:tc>
+          <w:tcPr>
+            <w:tcW w:type="dxa" w:w="6803"/>
+            <w:vAlign w:val="center"/>
+            <w:tcMar>
+              <w:top w:w="100" w:type="dxa"/>
+              <w:bottom w:w="100" w:type="dxa"/>
+              <w:left w:w="120" w:type="dxa"/>
+              <w:right w:w="120" w:type="dxa"/>
+            </w:tcMar>
+          </w:tcPr>
+          <w:p>
+            <w:pPr>
+              <w:spacing w:before="0" w:after="0" w:line="240" w:lineRule="auto"/>
+              <w:jc w:val="both"/>
+            </w:pPr>
+            <w:r/>
+            <w:r>
+              <w:rPr>
+                <w:rFonts w:ascii="Times New Roman" w:hAnsi="Times New Roman"/>
+                <w:b w:val="0"/>
+                <w:i w:val="0"/>
+                <w:color w:val="000000"/>
+                <w:sz w:val="20"/>
+                <w:rFonts w:ascii="Times New Roman" w:hAnsi="Times New Roman" w:cs="Times New Roman" w:eastAsia="Times New Roman"/>
+              </w:rPr>
+              <w:t>Продемонстрирован удовлетворительный уровень владения материалом.</w:t>
+              <w:br/>
+              <w:t>Правильно решено не менее 50% заданий.</w:t>
+            </w:r>
+          </w:p>
+        </w:tc>
+      </w:tr>
+    </w:tbl>
+    <w:p>
+      <w:pPr>
+        <w:spacing w:before="240" w:after="120" w:line="240" w:lineRule="auto"/>
+        <w:jc w:val="both"/>
+      </w:pPr>
+    </w:p>
+    <w:p>
+      <w:pPr>
+        <w:spacing w:before="0" w:after="120" w:line="240" w:lineRule="auto"/>
+        <w:jc w:val="both"/>
+      </w:pPr>
+      <w:r>
+        <w:rPr>
+          <w:rFonts w:ascii="Times New Roman" w:hAnsi="Times New Roman"/>
+          <w:b w:val="0"/>
+          <w:i w:val="0"/>
+          <w:color w:val="000000"/>
+          <w:sz w:val="28"/>
+          <w:rFonts w:ascii="Times New Roman" w:hAnsi="Times New Roman" w:cs="Times New Roman" w:eastAsia="Times New Roman"/>
+        </w:rPr>
+        <w:t>Промежуточная аттестация по дисциплине проводится в форме экзамена (5 семестр).</w:t>
+        <w:br/>
+        <w:t>Итоговая оценка по дисциплине может быть выставлена на основе результатов текущего контроля с использованием следующей шкалы:</w:t>
+      </w:r>
+    </w:p>
+    <w:tbl>
+      <w:tblPr>
+        <w:tblStyle w:val="TableGrid"/>
+        <w:tblW w:type="auto" w:w="0"/>
+        <w:jc w:val="center"/>
+        <w:tblLook w:firstColumn="1" w:firstRow="1" w:lastColumn="0" w:lastRow="0" w:noHBand="0" w:noVBand="1" w:val="04A0"/>
+      </w:tblPr>
+      <w:tblGrid>
+        <w:gridCol w:w="4844"/>
+        <w:gridCol w:w="4844"/>
+      </w:tblGrid>
+      <w:tr>
+        <w:tc>
+          <w:tcPr>
+            <w:tcW w:type="dxa" w:w="4844"/>
+            <w:vAlign w:val="center"/>
+            <w:tcMar>
+              <w:top w:w="100" w:type="dxa"/>
+              <w:bottom w:w="100" w:type="dxa"/>
+              <w:left w:w="120" w:type="dxa"/>
+              <w:right w:w="120" w:type="dxa"/>
+            </w:tcMar>
+            <w:shd w:val="clear" w:color="auto" w:fill="F2F2F2"/>
+          </w:tcPr>
+          <w:p>
+            <w:pPr>
+              <w:spacing w:before="0" w:after="0" w:line="240" w:lineRule="auto"/>
+              <w:jc w:val="center"/>
+            </w:pPr>
+            <w:r/>
+            <w:r>
+              <w:rPr>
+                <w:rFonts w:ascii="Times New Roman" w:hAnsi="Times New Roman"/>
+                <w:b/>
+                <w:i w:val="0"/>
+                <w:color w:val="000000"/>
+                <w:sz w:val="20"/>
+                <w:rFonts w:ascii="Times New Roman" w:hAnsi="Times New Roman" w:cs="Times New Roman" w:eastAsia="Times New Roman"/>
+              </w:rPr>
+              <w:t>Оценка</w:t>
+            </w:r>
+          </w:p>
+        </w:tc>
+        <w:tc>
+          <w:tcPr>
+            <w:tcW w:type="dxa" w:w="4844"/>
+            <w:vAlign w:val="center"/>
+            <w:tcMar>
+              <w:top w:w="100" w:type="dxa"/>
+              <w:bottom w:w="100" w:type="dxa"/>
+              <w:left w:w="120" w:type="dxa"/>
+              <w:right w:w="120" w:type="dxa"/>
+            </w:tcMar>
+            <w:shd w:val="clear" w:color="auto" w:fill="F2F2F2"/>
+          </w:tcPr>
+          <w:p>
+            <w:pPr>
+              <w:spacing w:before="0" w:after="0" w:line="240" w:lineRule="auto"/>
+              <w:jc w:val="center"/>
+            </w:pPr>
+            <w:r/>
+            <w:r>
+              <w:rPr>
+                <w:rFonts w:ascii="Times New Roman" w:hAnsi="Times New Roman"/>
+                <w:b/>
+                <w:i w:val="0"/>
+                <w:color w:val="000000"/>
+                <w:sz w:val="20"/>
+                <w:rFonts w:ascii="Times New Roman" w:hAnsi="Times New Roman" w:cs="Times New Roman" w:eastAsia="Times New Roman"/>
+              </w:rPr>
+              <w:t>Набрано баллов</w:t>
+            </w:r>
+          </w:p>
+        </w:tc>
+      </w:tr>
+      <w:tr>
+        <w:trPr>
+          <w:cantSplit/>
+        </w:trPr>
+        <w:tc>
+          <w:tcPr>
+            <w:tcW w:type="dxa" w:w="4844"/>
+            <w:vAlign w:val="center"/>
+            <w:tcMar>
+              <w:top w:w="100" w:type="dxa"/>
+              <w:bottom w:w="100" w:type="dxa"/>
+              <w:left w:w="120" w:type="dxa"/>
+              <w:right w:w="120" w:type="dxa"/>
+            </w:tcMar>
+          </w:tcPr>
+          <w:p>
+            <w:pPr>
+              <w:spacing w:before="0" w:after="0" w:line="240" w:lineRule="auto"/>
+              <w:jc w:val="center"/>
+            </w:pPr>
+            <w:r/>
+            <w:r>
+              <w:rPr>
+                <w:rFonts w:ascii="Times New Roman" w:hAnsi="Times New Roman"/>
+                <w:b w:val="0"/>
+                <w:i w:val="0"/>
+                <w:color w:val="000000"/>
+                <w:sz w:val="20"/>
+                <w:rFonts w:ascii="Times New Roman" w:hAnsi="Times New Roman" w:cs="Times New Roman" w:eastAsia="Times New Roman"/>
+              </w:rPr>
+              <w:t>«отлично»</w:t>
+            </w:r>
+          </w:p>
+        </w:tc>
+        <w:tc>
+          <w:tcPr>
+            <w:tcW w:type="dxa" w:w="4844"/>
+            <w:vAlign w:val="center"/>
+            <w:tcMar>
+              <w:top w:w="100" w:type="dxa"/>
+              <w:bottom w:w="100" w:type="dxa"/>
+              <w:left w:w="120" w:type="dxa"/>
+              <w:right w:w="120" w:type="dxa"/>
+            </w:tcMar>
+          </w:tcPr>
+          <w:p>
+            <w:pPr>
+              <w:spacing w:before="0" w:after="0" w:line="240" w:lineRule="auto"/>
+              <w:jc w:val="center"/>
+            </w:pPr>
+            <w:r/>
+            <w:r>
+              <w:rPr>
+                <w:rFonts w:ascii="Times New Roman" w:hAnsi="Times New Roman"/>
+                <w:b w:val="0"/>
+                <w:i w:val="0"/>
+                <w:color w:val="000000"/>
+                <w:sz w:val="20"/>
+                <w:rFonts w:ascii="Times New Roman" w:hAnsi="Times New Roman" w:cs="Times New Roman" w:eastAsia="Times New Roman"/>
+              </w:rPr>
+              <w:t>90-100</w:t>
+            </w:r>
+          </w:p>
+        </w:tc>
+      </w:tr>
+      <w:tr>
+        <w:trPr>
+          <w:cantSplit/>
+        </w:trPr>
+        <w:tc>
+          <w:tcPr>
+            <w:tcW w:type="dxa" w:w="4844"/>
+            <w:vAlign w:val="center"/>
+            <w:tcMar>
+              <w:top w:w="100" w:type="dxa"/>
+              <w:bottom w:w="100" w:type="dxa"/>
+              <w:left w:w="120" w:type="dxa"/>
+              <w:right w:w="120" w:type="dxa"/>
+            </w:tcMar>
+          </w:tcPr>
+          <w:p>
+            <w:pPr>
+              <w:spacing w:before="0" w:after="0" w:line="240" w:lineRule="auto"/>
+              <w:jc w:val="center"/>
+            </w:pPr>
+            <w:r/>
+            <w:r>
+              <w:rPr>
+                <w:rFonts w:ascii="Times New Roman" w:hAnsi="Times New Roman"/>
+                <w:b w:val="0"/>
+                <w:i w:val="0"/>
+                <w:color w:val="000000"/>
+                <w:sz w:val="20"/>
+                <w:rFonts w:ascii="Times New Roman" w:hAnsi="Times New Roman" w:cs="Times New Roman" w:eastAsia="Times New Roman"/>
+              </w:rPr>
+              <w:t>«хорошо»</w:t>
+            </w:r>
+          </w:p>
+        </w:tc>
+        <w:tc>
+          <w:tcPr>
+            <w:tcW w:type="dxa" w:w="4844"/>
+            <w:vAlign w:val="center"/>
+            <w:tcMar>
+              <w:top w:w="100" w:type="dxa"/>
+              <w:bottom w:w="100" w:type="dxa"/>
+              <w:left w:w="120" w:type="dxa"/>
+              <w:right w:w="120" w:type="dxa"/>
+            </w:tcMar>
+          </w:tcPr>
+          <w:p>
+            <w:pPr>
+              <w:spacing w:before="0" w:after="0" w:line="240" w:lineRule="auto"/>
+              <w:jc w:val="center"/>
+            </w:pPr>
+            <w:r/>
+            <w:r>
+              <w:rPr>
+                <w:rFonts w:ascii="Times New Roman" w:hAnsi="Times New Roman"/>
+                <w:b w:val="0"/>
+                <w:i w:val="0"/>
+                <w:color w:val="000000"/>
+                <w:sz w:val="20"/>
+                <w:rFonts w:ascii="Times New Roman" w:hAnsi="Times New Roman" w:cs="Times New Roman" w:eastAsia="Times New Roman"/>
+              </w:rPr>
+              <w:t>75-89</w:t>
+            </w:r>
+          </w:p>
+        </w:tc>
+      </w:tr>
+      <w:tr>
+        <w:trPr>
+          <w:cantSplit/>
+        </w:trPr>
+        <w:tc>
+          <w:tcPr>
+            <w:tcW w:type="dxa" w:w="4844"/>
+            <w:vAlign w:val="center"/>
+            <w:tcMar>
+              <w:top w:w="100" w:type="dxa"/>
+              <w:bottom w:w="100" w:type="dxa"/>
+              <w:left w:w="120" w:type="dxa"/>
+              <w:right w:w="120" w:type="dxa"/>
+            </w:tcMar>
+          </w:tcPr>
+          <w:p>
+            <w:pPr>
+              <w:spacing w:before="0" w:after="0" w:line="240" w:lineRule="auto"/>
+              <w:jc w:val="center"/>
+            </w:pPr>
+            <w:r/>
+            <w:r>
+              <w:rPr>
+                <w:rFonts w:ascii="Times New Roman" w:hAnsi="Times New Roman"/>
+                <w:b w:val="0"/>
+                <w:i w:val="0"/>
+                <w:color w:val="000000"/>
+                <w:sz w:val="20"/>
+                <w:rFonts w:ascii="Times New Roman" w:hAnsi="Times New Roman" w:cs="Times New Roman" w:eastAsia="Times New Roman"/>
+              </w:rPr>
+              <w:t>«удовлетворительно»</w:t>
+            </w:r>
+          </w:p>
+        </w:tc>
+        <w:tc>
+          <w:tcPr>
+            <w:tcW w:type="dxa" w:w="4844"/>
+            <w:vAlign w:val="center"/>
+            <w:tcMar>
+              <w:top w:w="100" w:type="dxa"/>
+              <w:bottom w:w="100" w:type="dxa"/>
+              <w:left w:w="120" w:type="dxa"/>
+              <w:right w:w="120" w:type="dxa"/>
+            </w:tcMar>
+          </w:tcPr>
+          <w:p>
+            <w:pPr>
+              <w:spacing w:before="0" w:after="0" w:line="240" w:lineRule="auto"/>
+              <w:jc w:val="center"/>
+            </w:pPr>
+            <w:r/>
+            <w:r>
+              <w:rPr>
+                <w:rFonts w:ascii="Times New Roman" w:hAnsi="Times New Roman"/>
+                <w:b w:val="0"/>
+                <w:i w:val="0"/>
+                <w:color w:val="000000"/>
+                <w:sz w:val="20"/>
+                <w:rFonts w:ascii="Times New Roman" w:hAnsi="Times New Roman" w:cs="Times New Roman" w:eastAsia="Times New Roman"/>
+              </w:rPr>
+              <w:t>50-74</w:t>
+            </w:r>
+          </w:p>
+        </w:tc>
+      </w:tr>
+      <w:tr>
+        <w:trPr>
+          <w:cantSplit/>
+        </w:trPr>
+        <w:tc>
+          <w:tcPr>
+            <w:tcW w:type="dxa" w:w="4844"/>
+            <w:vAlign w:val="center"/>
+            <w:tcMar>
+              <w:top w:w="100" w:type="dxa"/>
+              <w:bottom w:w="100" w:type="dxa"/>
+              <w:left w:w="120" w:type="dxa"/>
+              <w:right w:w="120" w:type="dxa"/>
+            </w:tcMar>
+          </w:tcPr>
+          <w:p>
+            <w:pPr>
+              <w:spacing w:before="0" w:after="0" w:line="240" w:lineRule="auto"/>
+              <w:jc w:val="center"/>
+            </w:pPr>
+            <w:r/>
+            <w:r>
+              <w:rPr>
+                <w:rFonts w:ascii="Times New Roman" w:hAnsi="Times New Roman"/>
+                <w:b w:val="0"/>
+                <w:i w:val="0"/>
+                <w:color w:val="000000"/>
+                <w:sz w:val="20"/>
+                <w:rFonts w:ascii="Times New Roman" w:hAnsi="Times New Roman" w:cs="Times New Roman" w:eastAsia="Times New Roman"/>
+              </w:rPr>
+              <w:t>«неудовлетворительно»</w:t>
+            </w:r>
+          </w:p>
+        </w:tc>
+        <w:tc>
+          <w:tcPr>
+            <w:tcW w:type="dxa" w:w="4844"/>
+            <w:vAlign w:val="center"/>
+            <w:tcMar>
+              <w:top w:w="100" w:type="dxa"/>
+              <w:bottom w:w="100" w:type="dxa"/>
+              <w:left w:w="120" w:type="dxa"/>
+              <w:right w:w="120" w:type="dxa"/>
+            </w:tcMar>
+          </w:tcPr>
+          <w:p>
+            <w:pPr>
+              <w:spacing w:before="0" w:after="0" w:line="240" w:lineRule="auto"/>
+              <w:jc w:val="center"/>
+            </w:pPr>
+            <w:r/>
+            <w:r>
+              <w:rPr>
+                <w:rFonts w:ascii="Times New Roman" w:hAnsi="Times New Roman"/>
+                <w:b w:val="0"/>
+                <w:i w:val="0"/>
+                <w:color w:val="000000"/>
+                <w:sz w:val="20"/>
+                <w:rFonts w:ascii="Times New Roman" w:hAnsi="Times New Roman" w:cs="Times New Roman" w:eastAsia="Times New Roman"/>
+              </w:rPr>
+              <w:t>0-49</w:t>
+            </w:r>
+          </w:p>
+        </w:tc>
+      </w:tr>
+    </w:tbl>
+    <w:p>
+      <w:pPr>
+        <w:spacing w:before="240" w:after="120" w:line="240" w:lineRule="auto"/>
+        <w:jc w:val="both"/>
+      </w:pPr>
+    </w:p>
+    <w:p>
+      <w:pPr>
+        <w:spacing w:before="0" w:after="120" w:line="240" w:lineRule="auto"/>
+        <w:jc w:val="both"/>
+      </w:pPr>
+      <w:r>
+        <w:rPr>
+          <w:rFonts w:ascii="Times New Roman" w:hAnsi="Times New Roman"/>
+          <w:b w:val="0"/>
+          <w:i w:val="0"/>
+          <w:color w:val="000000"/>
+          <w:sz w:val="28"/>
+          <w:rFonts w:ascii="Times New Roman" w:hAnsi="Times New Roman" w:cs="Times New Roman" w:eastAsia="Times New Roman"/>
+        </w:rPr>
+        <w:t>Если сумма набранных баллов менее 50 – обучающийся не допускается до промежуточной аттестации.</w:t>
+      </w:r>
+    </w:p>
+    <w:p>
+      <w:pPr>
+        <w:spacing w:before="0" w:after="120" w:line="240" w:lineRule="auto"/>
+        <w:jc w:val="both"/>
+      </w:pPr>
+      <w:r>
+        <w:rPr>
+          <w:rFonts w:ascii="Times New Roman" w:hAnsi="Times New Roman"/>
+          <w:b w:val="0"/>
+          <w:i w:val="0"/>
+          <w:color w:val="000000"/>
+          <w:sz w:val="28"/>
+          <w:rFonts w:ascii="Times New Roman" w:hAnsi="Times New Roman" w:cs="Times New Roman" w:eastAsia="Times New Roman"/>
+        </w:rPr>
+        <w:t>Если сумма баллов составляет от 50 до 100 баллов, обучающийся допускается до промежуточной аттестации.</w:t>
+      </w:r>
+    </w:p>
+    <w:p>
+      <w:pPr>
+        <w:spacing w:before="0" w:after="120" w:line="240" w:lineRule="auto"/>
+        <w:jc w:val="both"/>
+      </w:pPr>
+      <w:r>
+        <w:rPr>
+          <w:rFonts w:ascii="Times New Roman" w:hAnsi="Times New Roman"/>
+          <w:b w:val="0"/>
+          <w:i w:val="0"/>
+          <w:color w:val="000000"/>
+          <w:sz w:val="28"/>
+          <w:rFonts w:ascii="Times New Roman" w:hAnsi="Times New Roman" w:cs="Times New Roman" w:eastAsia="Times New Roman"/>
+        </w:rPr>
+        <w:t>Билет к экзамену включает 1 теоретический и 2 практических задания. Промежуточная аттестация проводится в письменной форме. Время на подготовку: 60-90 минут. При оценивании результатов обучения по дисциплине в ходе промежуточной аттестации используются следующие критерии и шкала оценки:</w:t>
+      </w:r>
+    </w:p>
+    <w:tbl>
+      <w:tblPr>
+        <w:tblStyle w:val="TableGrid"/>
+        <w:tblW w:type="auto" w:w="0"/>
+        <w:jc w:val="center"/>
+        <w:tblLook w:firstColumn="1" w:firstRow="1" w:lastColumn="0" w:lastRow="0" w:noHBand="0" w:noVBand="1" w:val="04A0"/>
+      </w:tblPr>
+      <w:tblGrid>
+        <w:gridCol w:w="4844"/>
+        <w:gridCol w:w="4844"/>
+      </w:tblGrid>
+      <w:tr>
+        <w:tc>
+          <w:tcPr>
+            <w:tcW w:type="dxa" w:w="2268"/>
+            <w:vAlign w:val="center"/>
+            <w:tcMar>
+              <w:top w:w="100" w:type="dxa"/>
+              <w:bottom w:w="100" w:type="dxa"/>
+              <w:left w:w="120" w:type="dxa"/>
+              <w:right w:w="120" w:type="dxa"/>
+            </w:tcMar>
+            <w:shd w:val="clear" w:color="auto" w:fill="F2F2F2"/>
+          </w:tcPr>
+          <w:p>
+            <w:pPr>
+              <w:spacing w:before="0" w:after="0" w:line="240" w:lineRule="auto"/>
+              <w:jc w:val="center"/>
+            </w:pPr>
+            <w:r/>
+            <w:r>
+              <w:rPr>
+                <w:rFonts w:ascii="Times New Roman" w:hAnsi="Times New Roman"/>
+                <w:b/>
+                <w:i w:val="0"/>
+                <w:color w:val="000000"/>
+                <w:sz w:val="20"/>
+                <w:rFonts w:ascii="Times New Roman" w:hAnsi="Times New Roman" w:cs="Times New Roman" w:eastAsia="Times New Roman"/>
+              </w:rPr>
+              <w:t>Оценка</w:t>
+            </w:r>
+          </w:p>
+        </w:tc>
+        <w:tc>
+          <w:tcPr>
+            <w:tcW w:type="dxa" w:w="6803"/>
+            <w:vAlign w:val="center"/>
+            <w:tcMar>
+              <w:top w:w="100" w:type="dxa"/>
+              <w:bottom w:w="100" w:type="dxa"/>
+              <w:left w:w="120" w:type="dxa"/>
+              <w:right w:w="120" w:type="dxa"/>
+            </w:tcMar>
+            <w:shd w:val="clear" w:color="auto" w:fill="F2F2F2"/>
+          </w:tcPr>
+          <w:p>
+            <w:pPr>
+              <w:spacing w:before="0" w:after="0" w:line="240" w:lineRule="auto"/>
+              <w:jc w:val="center"/>
+            </w:pPr>
+            <w:r/>
+            <w:r>
+              <w:rPr>
+                <w:rFonts w:ascii="Times New Roman" w:hAnsi="Times New Roman"/>
+                <w:b/>
+                <w:i w:val="0"/>
+                <w:color w:val="000000"/>
+                <w:sz w:val="20"/>
+                <w:rFonts w:ascii="Times New Roman" w:hAnsi="Times New Roman" w:cs="Times New Roman" w:eastAsia="Times New Roman"/>
+              </w:rPr>
+              <w:t>Критерии оценки</w:t>
+            </w:r>
+          </w:p>
+        </w:tc>
+      </w:tr>
+      <w:tr>
+        <w:trPr>
+          <w:cantSplit/>
+        </w:trPr>
+        <w:tc>
+          <w:tcPr>
+            <w:tcW w:type="dxa" w:w="2268"/>
+            <w:vAlign w:val="center"/>
+            <w:tcMar>
+              <w:top w:w="100" w:type="dxa"/>
+              <w:bottom w:w="100" w:type="dxa"/>
+              <w:left w:w="120" w:type="dxa"/>
+              <w:right w:w="120" w:type="dxa"/>
+            </w:tcMar>
+          </w:tcPr>
+          <w:p>
+            <w:pPr>
+              <w:spacing w:before="0" w:after="0" w:line="240" w:lineRule="auto"/>
+              <w:jc w:val="center"/>
+            </w:pPr>
+            <w:r/>
+            <w:r>
+              <w:rPr>
+                <w:rFonts w:ascii="Times New Roman" w:hAnsi="Times New Roman"/>
+                <w:b w:val="0"/>
+                <w:i w:val="0"/>
+                <w:color w:val="000000"/>
+                <w:sz w:val="20"/>
+                <w:rFonts w:ascii="Times New Roman" w:hAnsi="Times New Roman" w:cs="Times New Roman" w:eastAsia="Times New Roman"/>
+              </w:rPr>
+              <w:t>«отлично»</w:t>
+            </w:r>
+          </w:p>
+        </w:tc>
+        <w:tc>
+          <w:tcPr>
+            <w:tcW w:type="dxa" w:w="6803"/>
+            <w:vAlign w:val="center"/>
+            <w:tcMar>
+              <w:top w:w="100" w:type="dxa"/>
+              <w:bottom w:w="100" w:type="dxa"/>
+              <w:left w:w="120" w:type="dxa"/>
+              <w:right w:w="120" w:type="dxa"/>
+            </w:tcMar>
+          </w:tcPr>
+          <w:p>
+            <w:pPr>
+              <w:spacing w:before="0" w:after="0" w:line="240" w:lineRule="auto"/>
+              <w:jc w:val="both"/>
+            </w:pPr>
+            <w:r/>
+            <w:r>
+              <w:rPr>
+                <w:rFonts w:ascii="Times New Roman" w:hAnsi="Times New Roman"/>
+                <w:b w:val="0"/>
+                <w:i w:val="0"/>
+                <w:color w:val="000000"/>
+                <w:sz w:val="20"/>
+                <w:rFonts w:ascii="Times New Roman" w:hAnsi="Times New Roman" w:cs="Times New Roman" w:eastAsia="Times New Roman"/>
+              </w:rPr>
+              <w:t>Обучающийся показал всестороннее, систематическое и глубокое знание учебного материала, предусмотренного программой, умение уверенно применять на их практике при решении задач (выполнении заданий), способность полно, правильно и аргументировано отвечать на вопросы и делать необходимые выводы. Свободно использует основную литературу и знаком с дополнительной литературой, рекомендованной программой.</w:t>
+            </w:r>
+          </w:p>
+        </w:tc>
+      </w:tr>
+      <w:tr>
+        <w:trPr>
+          <w:cantSplit/>
+        </w:trPr>
+        <w:tc>
+          <w:tcPr>
+            <w:tcW w:type="dxa" w:w="2268"/>
+            <w:vAlign w:val="center"/>
+            <w:tcMar>
+              <w:top w:w="100" w:type="dxa"/>
+              <w:bottom w:w="100" w:type="dxa"/>
+              <w:left w:w="120" w:type="dxa"/>
+              <w:right w:w="120" w:type="dxa"/>
+            </w:tcMar>
+          </w:tcPr>
+          <w:p>
+            <w:pPr>
+              <w:spacing w:before="0" w:after="0" w:line="240" w:lineRule="auto"/>
+              <w:jc w:val="center"/>
+            </w:pPr>
+            <w:r/>
+            <w:r>
+              <w:rPr>
+                <w:rFonts w:ascii="Times New Roman" w:hAnsi="Times New Roman"/>
+                <w:b w:val="0"/>
+                <w:i w:val="0"/>
+                <w:color w:val="000000"/>
+                <w:sz w:val="20"/>
+                <w:rFonts w:ascii="Times New Roman" w:hAnsi="Times New Roman" w:cs="Times New Roman" w:eastAsia="Times New Roman"/>
+              </w:rPr>
+              <w:t>«хорошо»</w:t>
+            </w:r>
+          </w:p>
+        </w:tc>
+        <w:tc>
+          <w:tcPr>
+            <w:tcW w:type="dxa" w:w="6803"/>
+            <w:vAlign w:val="center"/>
+            <w:tcMar>
+              <w:top w:w="100" w:type="dxa"/>
+              <w:bottom w:w="100" w:type="dxa"/>
+              <w:left w:w="120" w:type="dxa"/>
+              <w:right w:w="120" w:type="dxa"/>
+            </w:tcMar>
+          </w:tcPr>
+          <w:p>
+            <w:pPr>
+              <w:spacing w:before="0" w:after="0" w:line="240" w:lineRule="auto"/>
+              <w:jc w:val="both"/>
+            </w:pPr>
+            <w:r/>
+            <w:r>
+              <w:rPr>
+                <w:rFonts w:ascii="Times New Roman" w:hAnsi="Times New Roman"/>
+                <w:b w:val="0"/>
+                <w:i w:val="0"/>
+                <w:color w:val="000000"/>
+                <w:sz w:val="20"/>
+                <w:rFonts w:ascii="Times New Roman" w:hAnsi="Times New Roman" w:cs="Times New Roman" w:eastAsia="Times New Roman"/>
+              </w:rPr>
+              <w:t>Обучающийся показал полное знание теоретического материала, владение основной литературой, рекомендованной в программе, умение самостоятельно решать задачи (выполнять задания), способность аргументировано отвечать на вопросы и делать необходимые выводы, допускает единичные ошибки, исправляемые после замечания преподавателя. Способен к самостоятельному пополнению и обновлению знаний в ходе дальнейшей учебной работы и профессиональной деятельности.</w:t>
+            </w:r>
+          </w:p>
+        </w:tc>
+      </w:tr>
+      <w:tr>
+        <w:trPr>
+          <w:cantSplit/>
+        </w:trPr>
+        <w:tc>
+          <w:tcPr>
+            <w:tcW w:type="dxa" w:w="2268"/>
+            <w:vAlign w:val="center"/>
+            <w:tcMar>
+              <w:top w:w="100" w:type="dxa"/>
+              <w:bottom w:w="100" w:type="dxa"/>
+              <w:left w:w="120" w:type="dxa"/>
+              <w:right w:w="120" w:type="dxa"/>
+            </w:tcMar>
+          </w:tcPr>
+          <w:p>
+            <w:pPr>
+              <w:spacing w:before="0" w:after="0" w:line="240" w:lineRule="auto"/>
+              <w:jc w:val="center"/>
+            </w:pPr>
+            <w:r/>
+            <w:r>
+              <w:rPr>
+                <w:rFonts w:ascii="Times New Roman" w:hAnsi="Times New Roman"/>
+                <w:b w:val="0"/>
+                <w:i w:val="0"/>
+                <w:color w:val="000000"/>
+                <w:sz w:val="20"/>
+                <w:rFonts w:ascii="Times New Roman" w:hAnsi="Times New Roman" w:cs="Times New Roman" w:eastAsia="Times New Roman"/>
+              </w:rPr>
+              <w:t>«удовлетворительно»</w:t>
+            </w:r>
+          </w:p>
+        </w:tc>
+        <w:tc>
+          <w:tcPr>
+            <w:tcW w:type="dxa" w:w="6803"/>
+            <w:vAlign w:val="center"/>
+            <w:tcMar>
+              <w:top w:w="100" w:type="dxa"/>
+              <w:bottom w:w="100" w:type="dxa"/>
+              <w:left w:w="120" w:type="dxa"/>
+              <w:right w:w="120" w:type="dxa"/>
+            </w:tcMar>
+          </w:tcPr>
+          <w:p>
+            <w:pPr>
+              <w:spacing w:before="0" w:after="0" w:line="240" w:lineRule="auto"/>
+              <w:jc w:val="both"/>
+            </w:pPr>
+            <w:r/>
+            <w:r>
+              <w:rPr>
+                <w:rFonts w:ascii="Times New Roman" w:hAnsi="Times New Roman"/>
+                <w:b w:val="0"/>
+                <w:i w:val="0"/>
+                <w:color w:val="000000"/>
+                <w:sz w:val="20"/>
+                <w:rFonts w:ascii="Times New Roman" w:hAnsi="Times New Roman" w:cs="Times New Roman" w:eastAsia="Times New Roman"/>
+              </w:rPr>
+              <w:t>Обучающийся демонстрирует неполное или фрагментарное знание основного учебного материала, допускает существенные ошибки в его изложении, испытывает затруднения и допускает ошибки при выполнении заданий (решении задач), выполняет задание при подсказке преподавателя, затрудняется в формулировке выводов. Владеет знанием основных разделов, необходимых для дальнейшего обучения, знаком с основной и дополнительной литературой, рекомендованной программой.</w:t>
+            </w:r>
+          </w:p>
+        </w:tc>
+      </w:tr>
+      <w:tr>
+        <w:trPr>
+          <w:cantSplit/>
+        </w:trPr>
+        <w:tc>
+          <w:tcPr>
+            <w:tcW w:type="dxa" w:w="2268"/>
+            <w:vAlign w:val="center"/>
+            <w:tcMar>
+              <w:top w:w="100" w:type="dxa"/>
+              <w:bottom w:w="100" w:type="dxa"/>
+              <w:left w:w="120" w:type="dxa"/>
+              <w:right w:w="120" w:type="dxa"/>
+            </w:tcMar>
+          </w:tcPr>
+          <w:p>
+            <w:pPr>
+              <w:spacing w:before="0" w:after="0" w:line="240" w:lineRule="auto"/>
+              <w:jc w:val="center"/>
+            </w:pPr>
+            <w:r/>
+            <w:r>
+              <w:rPr>
+                <w:rFonts w:ascii="Times New Roman" w:hAnsi="Times New Roman"/>
+                <w:b w:val="0"/>
+                <w:i w:val="0"/>
+                <w:color w:val="000000"/>
+                <w:sz w:val="20"/>
+                <w:rFonts w:ascii="Times New Roman" w:hAnsi="Times New Roman" w:cs="Times New Roman" w:eastAsia="Times New Roman"/>
+              </w:rPr>
+              <w:t>«неудовлетворительно»</w:t>
+            </w:r>
+          </w:p>
+        </w:tc>
+        <w:tc>
+          <w:tcPr>
+            <w:tcW w:type="dxa" w:w="6803"/>
+            <w:vAlign w:val="center"/>
+            <w:tcMar>
+              <w:top w:w="100" w:type="dxa"/>
+              <w:bottom w:w="100" w:type="dxa"/>
+              <w:left w:w="120" w:type="dxa"/>
+              <w:right w:w="120" w:type="dxa"/>
+            </w:tcMar>
+          </w:tcPr>
+          <w:p>
+            <w:pPr>
+              <w:spacing w:before="0" w:after="0" w:line="240" w:lineRule="auto"/>
+              <w:jc w:val="both"/>
+            </w:pPr>
+            <w:r/>
+            <w:r>
+              <w:rPr>
+                <w:rFonts w:ascii="Times New Roman" w:hAnsi="Times New Roman"/>
+                <w:b w:val="0"/>
+                <w:i w:val="0"/>
+                <w:color w:val="000000"/>
+                <w:sz w:val="20"/>
+                <w:rFonts w:ascii="Times New Roman" w:hAnsi="Times New Roman" w:cs="Times New Roman" w:eastAsia="Times New Roman"/>
+              </w:rPr>
+              <w:t>Обучающийся при ответе демонстрирует существенные пробелы в знаниях основного учебного материала, допускает грубые ошибки в формулировании основных понятий и при решении типовых задач (при выполнении типовых заданий), не способен ответить на наводящие вопросы преподавателя. Оценка ставится обучающимся, которые не могут продолжить обучение или приступить к профессиональной деятельности по окончании образовательного учреждения без дополнительных занятий по рассматриваемой дисциплине.</w:t>
             </w:r>
           </w:p>
         </w:tc>
